--- a/mogayerat_bank.docx
+++ b/mogayerat_bank.docx
@@ -17,143 +17,5991 @@
           <w:rtl/>
           <w:lang w:bidi="fa-IR"/>
         </w:rPr>
-        <w:t>در فرم</w:t>
-      </w:r>
-    </w:p>
-    <w:p>
-      <w:pPr>
-        <w:bidi/>
-        <w:rPr>
-          <w:rtl/>
-          <w:lang w:bidi="fa-IR"/>
-        </w:rPr>
-      </w:pPr>
-      <w:r>
-        <w:rPr>
-          <w:lang w:bidi="fa-IR"/>
-        </w:rPr>
-        <w:t>HesabdaryForm</w:t>
-      </w:r>
-    </w:p>
-    <w:p>
-      <w:pPr>
-        <w:bidi/>
-        <w:rPr>
-          <w:rFonts w:hint="cs"/>
-          <w:rtl/>
-          <w:lang w:bidi="fa-IR"/>
-        </w:rPr>
-      </w:pPr>
-      <w:r>
-        <w:rPr>
-          <w:rFonts w:hint="cs"/>
-          <w:rtl/>
-          <w:lang w:bidi="fa-IR"/>
-        </w:rPr>
-        <w:t>در تب مغایرات بانکی</w:t>
-      </w:r>
-    </w:p>
-    <w:p>
-      <w:pPr>
-        <w:bidi/>
-        <w:rPr>
-          <w:rtl/>
-          <w:lang w:bidi="fa-IR"/>
-        </w:rPr>
-      </w:pPr>
-      <w:r>
-        <w:rPr>
-          <w:lang w:bidi="fa-IR"/>
-        </w:rPr>
-        <w:t>lblBankReconciliation</w:t>
-      </w:r>
-    </w:p>
-    <w:p>
-      <w:pPr>
-        <w:bidi/>
-        <w:rPr>
-          <w:rFonts w:hint="cs"/>
-          <w:rtl/>
-          <w:lang w:bidi="fa-IR"/>
-        </w:rPr>
-      </w:pPr>
-      <w:r>
-        <w:rPr>
-          <w:rFonts w:hint="cs"/>
-          <w:rtl/>
-          <w:lang w:bidi="fa-IR"/>
-        </w:rPr>
-        <w:t xml:space="preserve">می خوام که بتونم اطلاعات بانکی هر یک از بانکها رو که در قالب یک فایل </w:t>
-      </w:r>
-      <w:r>
-        <w:rPr>
-          <w:lang w:bidi="fa-IR"/>
-        </w:rPr>
-        <w:t>csv</w:t>
-      </w:r>
-      <w:r>
-        <w:rPr>
-          <w:rFonts w:hint="cs"/>
-          <w:rtl/>
-          <w:lang w:bidi="fa-IR"/>
-        </w:rPr>
-        <w:t xml:space="preserve"> و یا در قالب یک فایل اکسل از بانک گرفته ام وارد برنامه کنم و بعد این اطلاعات رو برای هر بانک و یا برای کلیه بانکها ، بتونم با اطلاعات رکوردهای سندهای ثبت شده خودم مقایسه کنم و مغایرات احتمالی بین اونها رو پیدا کنم</w:t>
-      </w:r>
-    </w:p>
-    <w:p>
-      <w:pPr>
-        <w:bidi/>
-        <w:rPr>
-          <w:rFonts w:hint="cs"/>
-          <w:rtl/>
-          <w:lang w:bidi="fa-IR"/>
-        </w:rPr>
-      </w:pPr>
-      <w:r>
-        <w:rPr>
-          <w:rFonts w:hint="cs"/>
-          <w:rtl/>
-          <w:lang w:bidi="fa-IR"/>
-        </w:rPr>
-        <w:t>پیشنهاد تو برای انجام این کار چی هست</w:t>
-      </w:r>
-    </w:p>
-    <w:p>
-      <w:pPr>
-        <w:bidi/>
-        <w:rPr>
-          <w:rFonts w:hint="cs"/>
-          <w:rtl/>
-          <w:lang w:bidi="fa-IR"/>
-        </w:rPr>
-      </w:pPr>
-      <w:r>
-        <w:rPr>
-          <w:rFonts w:hint="cs"/>
-          <w:rtl/>
-          <w:lang w:bidi="fa-IR"/>
-        </w:rPr>
-        <w:t>طرح خودت رو بگو تا من بخونم</w:t>
-      </w:r>
-    </w:p>
-    <w:p>
-      <w:pPr>
-        <w:bidi/>
-        <w:rPr>
-          <w:lang w:bidi="fa-IR"/>
-        </w:rPr>
-      </w:pPr>
-    </w:p>
-    <w:p>
-      <w:pPr>
-        <w:bidi/>
-        <w:rPr>
-          <w:rFonts w:hint="cs"/>
+        <w:t>در تب سرفصل حسابها</w:t>
+      </w:r>
+    </w:p>
+    <w:p>
+      <w:pPr>
+        <w:bidi/>
+        <w:rPr>
+          <w:rtl/>
+          <w:lang w:bidi="fa-IR"/>
+        </w:rPr>
+      </w:pPr>
+      <w:r>
+        <w:rPr>
+          <w:rFonts w:hint="cs"/>
+          <w:rtl/>
+          <w:lang w:bidi="fa-IR"/>
+        </w:rPr>
+        <w:t>بعد از ایجاد یک حساب جدید ، در همان سطح کدینگ باقی بماند</w:t>
+      </w:r>
+    </w:p>
+    <w:p>
+      <w:pPr>
+        <w:bidi/>
+        <w:rPr>
+          <w:rFonts w:hint="cs"/>
+          <w:rtl/>
+          <w:lang w:bidi="fa-IR"/>
+        </w:rPr>
+      </w:pPr>
+      <w:r>
+        <w:rPr>
+          <w:rFonts w:hint="cs"/>
+          <w:rtl/>
+          <w:lang w:bidi="fa-IR"/>
+        </w:rPr>
+        <w:t>2222222222222</w:t>
+      </w:r>
+    </w:p>
+    <w:p>
+      <w:pPr>
+        <w:bidi/>
+        <w:rPr>
+          <w:rtl/>
+          <w:lang w:bidi="fa-IR"/>
+        </w:rPr>
+      </w:pPr>
+      <w:r>
+        <w:rPr>
+          <w:rFonts w:hint="cs"/>
+          <w:rtl/>
+          <w:lang w:bidi="fa-IR"/>
+        </w:rPr>
+        <w:t>در تب مغایرات بانکی در تب پیج های اطلاعات صورتحساب بانک ، از نام تب پیج ها کلمه صورتحساب به کلمه بانک تغییر پیدا کند و در تب پیج های اطلاعات دفتر کل بانک از عنوان تب پیجها کلمه بانک حذف شود و به تب پیج کل ارقام کلمه دفتر اضافه شود</w:t>
+      </w:r>
+    </w:p>
+    <w:p>
+      <w:pPr>
+        <w:bidi/>
+        <w:rPr>
+          <w:rFonts w:hint="cs"/>
+          <w:rtl/>
+          <w:lang w:bidi="fa-IR"/>
+        </w:rPr>
+      </w:pPr>
+      <w:r>
+        <w:rPr>
+          <w:rFonts w:hint="cs"/>
+          <w:rtl/>
+          <w:lang w:bidi="fa-IR"/>
+        </w:rPr>
+        <w:t>در تب مغایرات بانکی در تب پیج های اطلاعات صورتحساب بانک ،</w:t>
+      </w:r>
+      <w:r>
+        <w:rPr>
+          <w:rFonts w:hint="cs"/>
+          <w:rtl/>
+          <w:lang w:bidi="fa-IR"/>
+        </w:rPr>
+        <w:t xml:space="preserve"> جای ستونهای بدهکار و بستانکار عوض بشه</w:t>
+      </w:r>
+    </w:p>
+    <w:p>
+      <w:pPr>
+        <w:bidi/>
+        <w:rPr>
+          <w:rFonts w:hint="cs"/>
+          <w:rtl/>
+          <w:lang w:bidi="fa-IR"/>
+        </w:rPr>
+      </w:pPr>
+      <w:r>
+        <w:rPr>
+          <w:rFonts w:hint="cs"/>
+          <w:rtl/>
+          <w:lang w:bidi="fa-IR"/>
+        </w:rPr>
+        <w:t>2222222222222222222222222</w:t>
+      </w:r>
+    </w:p>
+    <w:p>
+      <w:pPr>
+        <w:bidi/>
+        <w:rPr>
+          <w:rFonts w:hint="cs"/>
+          <w:rtl/>
+          <w:lang w:bidi="fa-IR"/>
+        </w:rPr>
+      </w:pPr>
+      <w:r>
+        <w:rPr>
+          <w:rFonts w:hint="cs"/>
+          <w:rtl/>
+          <w:lang w:bidi="fa-IR"/>
+        </w:rPr>
+        <w:t>تب پیج های اطلاعات دفتر کل بانک</w:t>
+      </w:r>
+      <w:r>
+        <w:rPr>
+          <w:rFonts w:hint="cs"/>
+          <w:rtl/>
+          <w:lang w:bidi="fa-IR"/>
+        </w:rPr>
+        <w:t xml:space="preserve"> ؛ در دیتاگرید ، </w:t>
+      </w:r>
+      <w:r>
+        <w:rPr>
+          <w:rFonts w:hint="cs"/>
+          <w:rtl/>
+          <w:lang w:bidi="fa-IR"/>
+        </w:rPr>
+        <w:t xml:space="preserve">عنوان ستون </w:t>
+      </w:r>
+      <w:r>
+        <w:rPr>
+          <w:rFonts w:hint="cs"/>
+          <w:rtl/>
+          <w:lang w:bidi="fa-IR"/>
+        </w:rPr>
+        <w:t xml:space="preserve">شرح سند </w:t>
+      </w:r>
+      <w:r>
+        <w:rPr>
+          <w:rFonts w:hint="cs"/>
+          <w:rtl/>
+          <w:lang w:bidi="fa-IR"/>
+        </w:rPr>
+        <w:t xml:space="preserve">، </w:t>
+      </w:r>
+      <w:r>
+        <w:rPr>
+          <w:rFonts w:hint="cs"/>
+          <w:rtl/>
+          <w:lang w:bidi="fa-IR"/>
+        </w:rPr>
+        <w:t>شرح ردیف بیاد</w:t>
+      </w:r>
+    </w:p>
+    <w:p>
+      <w:pPr>
+        <w:bidi/>
+        <w:rPr>
+          <w:rtl/>
+          <w:lang w:bidi="fa-IR"/>
+        </w:rPr>
+      </w:pPr>
+      <w:r>
+        <w:rPr>
+          <w:rFonts w:hint="cs"/>
+          <w:rtl/>
+          <w:lang w:bidi="fa-IR"/>
+        </w:rPr>
+        <w:t xml:space="preserve">در </w:t>
+      </w:r>
+      <w:r>
+        <w:rPr>
+          <w:rFonts w:hint="cs"/>
+          <w:rtl/>
+          <w:lang w:bidi="fa-IR"/>
+        </w:rPr>
+        <w:t xml:space="preserve">تب پیج های اطلاعات دفتر کل بانک ؛ </w:t>
+      </w:r>
+      <w:r>
+        <w:rPr>
+          <w:rFonts w:hint="cs"/>
+          <w:rtl/>
+          <w:lang w:bidi="fa-IR"/>
+        </w:rPr>
+        <w:t>ستون تاریخ ، شمسی نمایش داده بشه</w:t>
+      </w:r>
+    </w:p>
+    <w:p>
+      <w:pPr>
+        <w:bidi/>
+        <w:rPr>
+          <w:rFonts w:hint="cs"/>
+          <w:rtl/>
+          <w:lang w:bidi="fa-IR"/>
+        </w:rPr>
+      </w:pPr>
+      <w:r>
+        <w:rPr>
+          <w:rFonts w:hint="cs"/>
+          <w:rtl/>
+          <w:lang w:bidi="fa-IR"/>
+        </w:rPr>
+        <w:t>33333333333333333333333</w:t>
+      </w:r>
+    </w:p>
+    <w:p>
+      <w:pPr>
+        <w:bidi/>
+        <w:rPr>
+          <w:rFonts w:hint="cs"/>
+          <w:rtl/>
+          <w:lang w:bidi="fa-IR"/>
+        </w:rPr>
+      </w:pPr>
+      <w:r>
+        <w:rPr>
+          <w:rFonts w:hint="cs"/>
+          <w:rtl/>
+          <w:lang w:bidi="fa-IR"/>
+        </w:rPr>
+        <w:t>منطق مغایرت گیری الان چه طوری هست؟</w:t>
+      </w:r>
+    </w:p>
+    <w:p>
+      <w:pPr>
+        <w:bidi/>
+        <w:rPr>
+          <w:rFonts w:hint="cs"/>
+          <w:rtl/>
+          <w:lang w:bidi="fa-IR"/>
+        </w:rPr>
+      </w:pPr>
+    </w:p>
+    <w:p>
+      <w:pPr>
+        <w:bidi/>
+        <w:rPr>
+          <w:rFonts w:hint="cs"/>
+          <w:rtl/>
+          <w:lang w:bidi="fa-IR"/>
+        </w:rPr>
+      </w:pPr>
+      <w:r>
+        <w:rPr>
+          <w:rFonts w:hint="cs"/>
+          <w:rtl/>
+          <w:lang w:bidi="fa-IR"/>
+        </w:rPr>
+        <w:t>9999999999999999999999999999999999</w:t>
+      </w:r>
+    </w:p>
+    <w:p>
+      <w:pPr>
+        <w:bidi/>
+        <w:rPr>
+          <w:rFonts w:hint="cs"/>
+          <w:rtl/>
+          <w:lang w:bidi="fa-IR"/>
+        </w:rPr>
+      </w:pPr>
+      <w:r>
+        <w:rPr>
+          <w:rFonts w:hint="cs"/>
+          <w:rtl/>
+          <w:lang w:bidi="fa-IR"/>
+        </w:rPr>
+        <w:t>در پنل</w:t>
+      </w:r>
+    </w:p>
+    <w:p>
+      <w:pPr>
+        <w:bidi/>
+        <w:rPr>
+          <w:rtl/>
+          <w:lang w:bidi="fa-IR"/>
+        </w:rPr>
+      </w:pPr>
+      <w:proofErr w:type="spellStart"/>
+      <w:proofErr w:type="gramStart"/>
+      <w:r>
+        <w:rPr>
+          <w:lang w:bidi="fa-IR"/>
+        </w:rPr>
+        <w:t>pnlBank</w:t>
+      </w:r>
+      <w:proofErr w:type="spellEnd"/>
+      <w:proofErr w:type="gramEnd"/>
+      <w:r>
+        <w:rPr>
+          <w:rFonts w:hint="cs"/>
+          <w:rtl/>
+          <w:lang w:bidi="fa-IR"/>
+        </w:rPr>
+        <w:t xml:space="preserve"> ، در تب کنترل </w:t>
+      </w:r>
+      <w:proofErr w:type="spellStart"/>
+      <w:r>
+        <w:rPr>
+          <w:lang w:bidi="fa-IR"/>
+        </w:rPr>
+        <w:t>tcBank</w:t>
+      </w:r>
+      <w:proofErr w:type="spellEnd"/>
+    </w:p>
+    <w:p>
+      <w:pPr>
+        <w:bidi/>
+        <w:rPr>
+          <w:rtl/>
+          <w:lang w:bidi="fa-IR"/>
+        </w:rPr>
+      </w:pPr>
+      <w:r>
+        <w:rPr>
+          <w:rFonts w:hint="cs"/>
+          <w:rtl/>
+          <w:lang w:bidi="fa-IR"/>
+        </w:rPr>
+        <w:t xml:space="preserve">در عنوان تب پیجها ، کلمه "صورتحساب" رو به کلمه "بانک" تغییر بده </w:t>
+      </w:r>
+    </w:p>
+    <w:p>
+      <w:pPr>
+        <w:bidi/>
+        <w:rPr>
+          <w:rtl/>
+          <w:lang w:bidi="fa-IR"/>
+        </w:rPr>
+      </w:pPr>
+    </w:p>
+    <w:p>
+      <w:pPr>
+        <w:bidi/>
+        <w:rPr>
+          <w:rtl/>
+          <w:lang w:bidi="fa-IR"/>
+        </w:rPr>
+      </w:pPr>
+    </w:p>
+    <w:p>
+      <w:pPr>
+        <w:bidi/>
+        <w:rPr>
+          <w:rtl/>
+          <w:lang w:bidi="fa-IR"/>
+        </w:rPr>
+      </w:pPr>
+      <w:r>
+        <w:rPr>
+          <w:rFonts w:hint="cs"/>
+          <w:rtl/>
+          <w:lang w:bidi="fa-IR"/>
+        </w:rPr>
+        <w:t xml:space="preserve">در تب کنترل </w:t>
+      </w:r>
+      <w:proofErr w:type="spellStart"/>
+      <w:r>
+        <w:rPr>
+          <w:lang w:bidi="fa-IR"/>
+        </w:rPr>
+        <w:t>tcAsnad</w:t>
+      </w:r>
+      <w:proofErr w:type="spellEnd"/>
+    </w:p>
+    <w:p>
+      <w:pPr>
+        <w:bidi/>
+        <w:rPr>
+          <w:rtl/>
+          <w:lang w:bidi="fa-IR"/>
+        </w:rPr>
+      </w:pPr>
+      <w:r>
+        <w:rPr>
+          <w:rFonts w:hint="cs"/>
+          <w:rtl/>
+          <w:lang w:bidi="fa-IR"/>
+        </w:rPr>
+        <w:t xml:space="preserve">عنوان تب پیج </w:t>
+      </w:r>
+      <w:proofErr w:type="spellStart"/>
+      <w:r>
+        <w:rPr>
+          <w:lang w:bidi="fa-IR"/>
+        </w:rPr>
+        <w:t>tpAsnad_All</w:t>
+      </w:r>
+      <w:proofErr w:type="spellEnd"/>
+      <w:r>
+        <w:rPr>
+          <w:rFonts w:hint="cs"/>
+          <w:rtl/>
+          <w:lang w:bidi="fa-IR"/>
+        </w:rPr>
+        <w:t xml:space="preserve"> از "کل ارقام" به "کل ارقام دفتر" تغییر بده و بعد </w:t>
+      </w:r>
+    </w:p>
+    <w:p>
+      <w:pPr>
+        <w:bidi/>
+        <w:rPr>
+          <w:rtl/>
+          <w:lang w:bidi="fa-IR"/>
+        </w:rPr>
+      </w:pPr>
+      <w:r>
+        <w:rPr>
+          <w:rFonts w:hint="cs"/>
+          <w:rtl/>
+          <w:lang w:bidi="fa-IR"/>
+        </w:rPr>
+        <w:t xml:space="preserve">کلمه بانک رو از عنوان بقیه تب پیجهای  </w:t>
+      </w:r>
+      <w:r>
+        <w:rPr>
+          <w:rFonts w:hint="cs"/>
+          <w:rtl/>
+          <w:lang w:bidi="fa-IR"/>
+        </w:rPr>
+        <w:t xml:space="preserve">تب کنترل </w:t>
+      </w:r>
+      <w:proofErr w:type="spellStart"/>
+      <w:r>
+        <w:rPr>
+          <w:lang w:bidi="fa-IR"/>
+        </w:rPr>
+        <w:t>tcAsnad</w:t>
+      </w:r>
+      <w:proofErr w:type="spellEnd"/>
+      <w:r>
+        <w:rPr>
+          <w:rFonts w:hint="cs"/>
+          <w:rtl/>
+          <w:lang w:bidi="fa-IR"/>
+        </w:rPr>
+        <w:t xml:space="preserve"> حذف کن</w:t>
+      </w:r>
+    </w:p>
+    <w:p>
+      <w:pPr>
+        <w:bidi/>
+        <w:rPr>
+          <w:rtl/>
+          <w:lang w:bidi="fa-IR"/>
+        </w:rPr>
+      </w:pPr>
+    </w:p>
+    <w:p>
+      <w:pPr>
+        <w:bidi/>
+        <w:rPr>
+          <w:rtl/>
+          <w:lang w:bidi="fa-IR"/>
+        </w:rPr>
+      </w:pPr>
+    </w:p>
+    <w:p>
+      <w:pPr>
+        <w:bidi/>
+        <w:rPr>
+          <w:lang w:bidi="fa-IR"/>
+        </w:rPr>
+      </w:pPr>
+      <w:r>
+        <w:rPr>
+          <w:rFonts w:hint="cs"/>
+          <w:rtl/>
+          <w:lang w:bidi="fa-IR"/>
+        </w:rPr>
+        <w:t xml:space="preserve">در تب کنترل </w:t>
+      </w:r>
+      <w:proofErr w:type="spellStart"/>
+      <w:r>
+        <w:rPr>
+          <w:lang w:bidi="fa-IR"/>
+        </w:rPr>
+        <w:t>tcAsnad</w:t>
+      </w:r>
+      <w:proofErr w:type="spellEnd"/>
+      <w:r>
+        <w:rPr>
+          <w:rFonts w:hint="cs"/>
+          <w:rtl/>
+          <w:lang w:bidi="fa-IR"/>
+        </w:rPr>
+        <w:t xml:space="preserve"> </w:t>
+      </w:r>
+    </w:p>
+    <w:p>
+      <w:pPr>
+        <w:bidi/>
+        <w:rPr>
+          <w:rFonts w:hint="cs"/>
+          <w:rtl/>
+          <w:lang w:bidi="fa-IR"/>
+        </w:rPr>
+      </w:pPr>
+      <w:r>
+        <w:rPr>
+          <w:rFonts w:hint="cs"/>
+          <w:rtl/>
+          <w:lang w:bidi="fa-IR"/>
+        </w:rPr>
+        <w:t>در تمام تب پیجها</w:t>
+      </w:r>
+    </w:p>
+    <w:p>
+      <w:pPr>
+        <w:bidi/>
+        <w:rPr>
+          <w:rFonts w:hint="cs"/>
+          <w:rtl/>
+          <w:lang w:bidi="fa-IR"/>
+        </w:rPr>
+      </w:pPr>
+      <w:r>
+        <w:rPr>
+          <w:rFonts w:hint="cs"/>
+          <w:rtl/>
+          <w:lang w:bidi="fa-IR"/>
+        </w:rPr>
+        <w:t xml:space="preserve">در دیتاگریدویوها </w:t>
+      </w:r>
+      <w:r>
+        <w:rPr>
+          <w:rFonts w:hint="cs"/>
+          <w:rtl/>
+          <w:lang w:bidi="fa-IR"/>
+        </w:rPr>
+        <w:t>عنوان ستون "شرح سند" به "شرح ردیف" تغییر پیدا کنه</w:t>
+      </w:r>
+    </w:p>
+    <w:p>
+      <w:pPr>
+        <w:bidi/>
+        <w:rPr>
+          <w:rFonts w:hint="cs"/>
+          <w:rtl/>
+          <w:lang w:bidi="fa-IR"/>
+        </w:rPr>
+      </w:pPr>
+    </w:p>
+    <w:p>
+      <w:pPr>
+        <w:bidi/>
+        <w:rPr>
+          <w:rFonts w:hint="cs"/>
+          <w:rtl/>
+          <w:lang w:bidi="fa-IR"/>
+        </w:rPr>
+      </w:pPr>
+    </w:p>
+    <w:p>
+      <w:pPr>
+        <w:bidi/>
+        <w:rPr>
+          <w:rtl/>
+          <w:lang w:bidi="fa-IR"/>
+        </w:rPr>
+      </w:pPr>
+      <w:r>
+        <w:rPr>
+          <w:rFonts w:hint="cs"/>
+          <w:rtl/>
+          <w:lang w:bidi="fa-IR"/>
+        </w:rPr>
+        <w:t>9999999999999999999999999999999999</w:t>
+      </w:r>
+    </w:p>
+    <w:p>
+      <w:pPr>
+        <w:bidi/>
+        <w:rPr>
+          <w:rtl/>
+          <w:lang w:bidi="fa-IR"/>
+        </w:rPr>
+      </w:pPr>
+    </w:p>
+    <w:p>
+      <w:pPr>
+        <w:bidi/>
+        <w:rPr>
+          <w:rtl/>
+          <w:lang w:bidi="fa-IR"/>
+        </w:rPr>
+      </w:pPr>
+    </w:p>
+    <w:p>
+      <w:pPr>
+        <w:bidi/>
+      </w:pPr>
+    </w:p>
+    <w:p>
+      <w:pPr>
+        <w:bidi/>
+      </w:pPr>
+      <w:r>
+        <w:t xml:space="preserve">### </w:t>
+      </w:r>
+      <w:r>
+        <w:rPr>
+          <w:rFonts w:cs="Arial"/>
+          <w:rtl/>
+          <w:lang w:bidi="fa-IR"/>
+        </w:rPr>
+        <w:t>۳</w:t>
+      </w:r>
+      <w:r>
+        <w:t xml:space="preserve">. </w:t>
+      </w:r>
+      <w:r>
+        <w:rPr>
+          <w:rFonts w:cs="Arial"/>
+          <w:rtl/>
+        </w:rPr>
+        <w:t>منطق و الگور</w:t>
+      </w:r>
+      <w:r>
+        <w:rPr>
+          <w:rFonts w:cs="Arial" w:hint="cs"/>
+          <w:rtl/>
+        </w:rPr>
+        <w:t>ی</w:t>
+      </w:r>
+      <w:r>
+        <w:rPr>
+          <w:rFonts w:cs="Arial" w:hint="eastAsia"/>
+          <w:rtl/>
+        </w:rPr>
+        <w:t>تم</w:t>
+      </w:r>
+      <w:r>
+        <w:rPr>
+          <w:rFonts w:cs="Arial"/>
+          <w:rtl/>
+        </w:rPr>
+        <w:t xml:space="preserve"> مغا</w:t>
+      </w:r>
+      <w:r>
+        <w:rPr>
+          <w:rFonts w:cs="Arial" w:hint="cs"/>
+          <w:rtl/>
+        </w:rPr>
+        <w:t>ی</w:t>
+      </w:r>
+      <w:r>
+        <w:rPr>
+          <w:rFonts w:cs="Arial" w:hint="eastAsia"/>
+          <w:rtl/>
+        </w:rPr>
+        <w:t>رت‌گ</w:t>
+      </w:r>
+      <w:r>
+        <w:rPr>
+          <w:rFonts w:cs="Arial" w:hint="cs"/>
+          <w:rtl/>
+        </w:rPr>
+        <w:t>ی</w:t>
+      </w:r>
+      <w:r>
+        <w:rPr>
+          <w:rFonts w:cs="Arial" w:hint="eastAsia"/>
+          <w:rtl/>
+        </w:rPr>
+        <w:t>ر</w:t>
+      </w:r>
+      <w:r>
+        <w:rPr>
+          <w:rFonts w:cs="Arial" w:hint="cs"/>
+          <w:rtl/>
+        </w:rPr>
+        <w:t>ی</w:t>
+      </w:r>
+      <w:r>
+        <w:rPr>
+          <w:rFonts w:cs="Arial"/>
+          <w:rtl/>
+        </w:rPr>
+        <w:t xml:space="preserve"> چ</w:t>
+      </w:r>
+      <w:r>
+        <w:rPr>
+          <w:rFonts w:cs="Arial" w:hint="cs"/>
+          <w:rtl/>
+        </w:rPr>
+        <w:t>ی</w:t>
+      </w:r>
+      <w:r>
+        <w:rPr>
+          <w:rFonts w:cs="Arial" w:hint="eastAsia"/>
+          <w:rtl/>
+        </w:rPr>
+        <w:t>ست؟</w:t>
+      </w:r>
+    </w:p>
+    <w:p>
+      <w:pPr>
+        <w:bidi/>
+      </w:pPr>
+      <w:r>
+        <w:rPr>
+          <w:rFonts w:cs="Arial" w:hint="eastAsia"/>
+          <w:rtl/>
+        </w:rPr>
+        <w:t>سرو</w:t>
+      </w:r>
+      <w:r>
+        <w:rPr>
+          <w:rFonts w:cs="Arial" w:hint="cs"/>
+          <w:rtl/>
+        </w:rPr>
+        <w:t>ی</w:t>
+      </w:r>
+      <w:r>
+        <w:rPr>
+          <w:rFonts w:cs="Arial" w:hint="eastAsia"/>
+          <w:rtl/>
+        </w:rPr>
+        <w:t>س</w:t>
+      </w:r>
+      <w:r>
+        <w:rPr>
+          <w:rFonts w:cs="Arial"/>
+          <w:rtl/>
+        </w:rPr>
+        <w:t xml:space="preserve"> مغا</w:t>
+      </w:r>
+      <w:r>
+        <w:rPr>
+          <w:rFonts w:cs="Arial" w:hint="cs"/>
+          <w:rtl/>
+        </w:rPr>
+        <w:t>ی</w:t>
+      </w:r>
+      <w:r>
+        <w:rPr>
+          <w:rFonts w:cs="Arial" w:hint="eastAsia"/>
+          <w:rtl/>
+        </w:rPr>
+        <w:t>رت‌گ</w:t>
+      </w:r>
+      <w:r>
+        <w:rPr>
+          <w:rFonts w:cs="Arial" w:hint="cs"/>
+          <w:rtl/>
+        </w:rPr>
+        <w:t>ی</w:t>
+      </w:r>
+      <w:r>
+        <w:rPr>
+          <w:rFonts w:cs="Arial" w:hint="eastAsia"/>
+          <w:rtl/>
+        </w:rPr>
+        <w:t>ر</w:t>
+      </w:r>
+      <w:r>
+        <w:rPr>
+          <w:rFonts w:cs="Arial" w:hint="cs"/>
+          <w:rtl/>
+        </w:rPr>
+        <w:t>ی</w:t>
+      </w:r>
+      <w:r>
+        <w:rPr>
+          <w:rFonts w:cs="Arial"/>
+          <w:rtl/>
+        </w:rPr>
+        <w:t xml:space="preserve"> به صورت تک‌تک تراکنش‌ها</w:t>
+      </w:r>
+      <w:r>
+        <w:rPr>
+          <w:rFonts w:cs="Arial" w:hint="cs"/>
+          <w:rtl/>
+        </w:rPr>
+        <w:t>ی</w:t>
+      </w:r>
+      <w:r>
+        <w:rPr>
+          <w:rFonts w:cs="Arial"/>
+          <w:rtl/>
+        </w:rPr>
+        <w:t xml:space="preserve"> بانک را بررس</w:t>
+      </w:r>
+      <w:r>
+        <w:rPr>
+          <w:rFonts w:cs="Arial" w:hint="cs"/>
+          <w:rtl/>
+        </w:rPr>
+        <w:t>ی</w:t>
+      </w:r>
+      <w:r>
+        <w:rPr>
+          <w:rFonts w:cs="Arial"/>
+          <w:rtl/>
+        </w:rPr>
+        <w:t xml:space="preserve"> کرده و تلاش م</w:t>
+      </w:r>
+      <w:r>
+        <w:rPr>
+          <w:rFonts w:cs="Arial" w:hint="cs"/>
+          <w:rtl/>
+        </w:rPr>
+        <w:t>ی‌</w:t>
+      </w:r>
+      <w:r>
+        <w:rPr>
+          <w:rFonts w:cs="Arial" w:hint="eastAsia"/>
+          <w:rtl/>
+        </w:rPr>
+        <w:t>کند</w:t>
+      </w:r>
+      <w:r>
+        <w:rPr>
+          <w:rFonts w:cs="Arial"/>
+          <w:rtl/>
+        </w:rPr>
+        <w:t xml:space="preserve"> با استفاده از **سه اولو</w:t>
+      </w:r>
+      <w:r>
+        <w:rPr>
+          <w:rFonts w:cs="Arial" w:hint="cs"/>
+          <w:rtl/>
+        </w:rPr>
+        <w:t>ی</w:t>
+      </w:r>
+      <w:r>
+        <w:rPr>
+          <w:rFonts w:cs="Arial" w:hint="eastAsia"/>
+          <w:rtl/>
+        </w:rPr>
+        <w:t>ت</w:t>
+      </w:r>
+      <w:r>
+        <w:rPr>
+          <w:rFonts w:cs="Arial"/>
+          <w:rtl/>
+        </w:rPr>
+        <w:t xml:space="preserve"> متوال</w:t>
+      </w:r>
+      <w:r>
+        <w:rPr>
+          <w:rFonts w:cs="Arial" w:hint="cs"/>
+          <w:rtl/>
+        </w:rPr>
+        <w:t>ی</w:t>
+      </w:r>
+      <w:r>
+        <w:rPr>
+          <w:rFonts w:cs="Arial"/>
+          <w:rtl/>
+        </w:rPr>
+        <w:t>**، سند</w:t>
+      </w:r>
+      <w:r>
+        <w:rPr>
+          <w:rFonts w:cs="Arial" w:hint="cs"/>
+          <w:rtl/>
+        </w:rPr>
+        <w:t>ی</w:t>
+      </w:r>
+      <w:r>
+        <w:rPr>
+          <w:rFonts w:cs="Arial"/>
+          <w:rtl/>
+        </w:rPr>
+        <w:t xml:space="preserve"> معادل در دفاتر برا</w:t>
+      </w:r>
+      <w:r>
+        <w:rPr>
+          <w:rFonts w:cs="Arial" w:hint="cs"/>
+          <w:rtl/>
+        </w:rPr>
+        <w:t>ی</w:t>
+      </w:r>
+      <w:r>
+        <w:rPr>
+          <w:rFonts w:cs="Arial"/>
+          <w:rtl/>
+        </w:rPr>
+        <w:t xml:space="preserve"> آن پ</w:t>
+      </w:r>
+      <w:r>
+        <w:rPr>
+          <w:rFonts w:cs="Arial" w:hint="cs"/>
+          <w:rtl/>
+        </w:rPr>
+        <w:t>ی</w:t>
+      </w:r>
+      <w:r>
+        <w:rPr>
+          <w:rFonts w:cs="Arial" w:hint="eastAsia"/>
+          <w:rtl/>
+        </w:rPr>
+        <w:t>دا</w:t>
+      </w:r>
+      <w:r>
+        <w:rPr>
+          <w:rFonts w:cs="Arial"/>
+          <w:rtl/>
+        </w:rPr>
+        <w:t xml:space="preserve"> کند</w:t>
+      </w:r>
+      <w:r>
+        <w:t>:</w:t>
+      </w:r>
+    </w:p>
+    <w:p>
+      <w:pPr>
+        <w:bidi/>
+      </w:pPr>
+    </w:p>
+    <w:p>
+      <w:pPr>
+        <w:bidi/>
+      </w:pPr>
+      <w:r>
+        <w:t>* **</w:t>
+      </w:r>
+      <w:r>
+        <w:rPr>
+          <w:rFonts w:cs="Arial"/>
+          <w:rtl/>
+        </w:rPr>
+        <w:t>اولو</w:t>
+      </w:r>
+      <w:r>
+        <w:rPr>
+          <w:rFonts w:cs="Arial" w:hint="cs"/>
+          <w:rtl/>
+        </w:rPr>
+        <w:t>ی</w:t>
+      </w:r>
+      <w:r>
+        <w:rPr>
+          <w:rFonts w:cs="Arial" w:hint="eastAsia"/>
+          <w:rtl/>
+        </w:rPr>
+        <w:t>ت</w:t>
+      </w:r>
+      <w:r>
+        <w:rPr>
+          <w:rFonts w:cs="Arial"/>
+          <w:rtl/>
+        </w:rPr>
+        <w:t xml:space="preserve"> اول: مطابقت دق</w:t>
+      </w:r>
+      <w:r>
+        <w:rPr>
+          <w:rFonts w:cs="Arial" w:hint="cs"/>
+          <w:rtl/>
+        </w:rPr>
+        <w:t>ی</w:t>
+      </w:r>
+      <w:r>
+        <w:rPr>
+          <w:rFonts w:cs="Arial" w:hint="eastAsia"/>
+          <w:rtl/>
+        </w:rPr>
+        <w:t>ق</w:t>
+      </w:r>
+      <w:r>
+        <w:rPr>
+          <w:rFonts w:cs="Arial"/>
+          <w:rtl/>
+        </w:rPr>
+        <w:t xml:space="preserve"> شماره پ</w:t>
+      </w:r>
+      <w:r>
+        <w:rPr>
+          <w:rFonts w:cs="Arial" w:hint="cs"/>
+          <w:rtl/>
+        </w:rPr>
+        <w:t>ی</w:t>
+      </w:r>
+      <w:r>
+        <w:rPr>
+          <w:rFonts w:cs="Arial" w:hint="eastAsia"/>
+          <w:rtl/>
+        </w:rPr>
+        <w:t>گ</w:t>
+      </w:r>
+      <w:r>
+        <w:rPr>
+          <w:rFonts w:cs="Arial" w:hint="cs"/>
+          <w:rtl/>
+        </w:rPr>
+        <w:t>ی</w:t>
+      </w:r>
+      <w:r>
+        <w:rPr>
+          <w:rFonts w:cs="Arial" w:hint="eastAsia"/>
+          <w:rtl/>
+        </w:rPr>
+        <w:t>ر</w:t>
+      </w:r>
+      <w:r>
+        <w:rPr>
+          <w:rFonts w:cs="Arial" w:hint="cs"/>
+          <w:rtl/>
+        </w:rPr>
+        <w:t>ی</w:t>
+      </w:r>
+      <w:r>
+        <w:rPr>
+          <w:rFonts w:cs="Arial"/>
+          <w:rtl/>
+        </w:rPr>
+        <w:t xml:space="preserve"> و مبلغ</w:t>
+      </w:r>
+      <w:r>
+        <w:t xml:space="preserve">**: </w:t>
+      </w:r>
+    </w:p>
+    <w:p>
+      <w:pPr>
+        <w:bidi/>
+      </w:pPr>
+      <w:r>
+        <w:t xml:space="preserve">  </w:t>
+      </w:r>
+      <w:r>
+        <w:rPr>
+          <w:rFonts w:cs="Arial"/>
+          <w:rtl/>
+        </w:rPr>
+        <w:t>س</w:t>
+      </w:r>
+      <w:r>
+        <w:rPr>
+          <w:rFonts w:cs="Arial" w:hint="cs"/>
+          <w:rtl/>
+        </w:rPr>
+        <w:t>ی</w:t>
+      </w:r>
+      <w:r>
+        <w:rPr>
+          <w:rFonts w:cs="Arial" w:hint="eastAsia"/>
+          <w:rtl/>
+        </w:rPr>
+        <w:t>ستم</w:t>
+      </w:r>
+      <w:r>
+        <w:rPr>
+          <w:rFonts w:cs="Arial"/>
+          <w:rtl/>
+        </w:rPr>
+        <w:t xml:space="preserve"> بررس</w:t>
+      </w:r>
+      <w:r>
+        <w:rPr>
+          <w:rFonts w:cs="Arial" w:hint="cs"/>
+          <w:rtl/>
+        </w:rPr>
+        <w:t>ی</w:t>
+      </w:r>
+      <w:r>
+        <w:rPr>
+          <w:rFonts w:cs="Arial"/>
+          <w:rtl/>
+        </w:rPr>
+        <w:t xml:space="preserve"> م</w:t>
+      </w:r>
+      <w:r>
+        <w:rPr>
+          <w:rFonts w:cs="Arial" w:hint="cs"/>
+          <w:rtl/>
+        </w:rPr>
+        <w:t>ی‌</w:t>
+      </w:r>
+      <w:r>
+        <w:rPr>
+          <w:rFonts w:cs="Arial" w:hint="eastAsia"/>
+          <w:rtl/>
+        </w:rPr>
+        <w:t>کند</w:t>
+      </w:r>
+      <w:r>
+        <w:rPr>
+          <w:rFonts w:cs="Arial"/>
+          <w:rtl/>
+        </w:rPr>
+        <w:t xml:space="preserve"> آ</w:t>
+      </w:r>
+      <w:r>
+        <w:rPr>
+          <w:rFonts w:cs="Arial" w:hint="cs"/>
+          <w:rtl/>
+        </w:rPr>
+        <w:t>ی</w:t>
+      </w:r>
+      <w:r>
+        <w:rPr>
+          <w:rFonts w:cs="Arial" w:hint="eastAsia"/>
+          <w:rtl/>
+        </w:rPr>
+        <w:t>ا</w:t>
+      </w:r>
+      <w:r>
+        <w:rPr>
+          <w:rFonts w:cs="Arial"/>
+          <w:rtl/>
+        </w:rPr>
+        <w:t xml:space="preserve"> سند</w:t>
+      </w:r>
+      <w:r>
+        <w:rPr>
+          <w:rFonts w:cs="Arial" w:hint="cs"/>
+          <w:rtl/>
+        </w:rPr>
+        <w:t>ی</w:t>
+      </w:r>
+      <w:r>
+        <w:rPr>
+          <w:rFonts w:cs="Arial"/>
+          <w:rtl/>
+        </w:rPr>
+        <w:t xml:space="preserve"> در دفاتر وجود دارد که شماره سند </w:t>
+      </w:r>
+      <w:r>
+        <w:rPr>
+          <w:rFonts w:cs="Arial" w:hint="cs"/>
+          <w:rtl/>
+        </w:rPr>
+        <w:t>ی</w:t>
+      </w:r>
+      <w:r>
+        <w:rPr>
+          <w:rFonts w:cs="Arial" w:hint="eastAsia"/>
+          <w:rtl/>
+        </w:rPr>
+        <w:t>ا</w:t>
+      </w:r>
+      <w:r>
+        <w:rPr>
+          <w:rFonts w:cs="Arial"/>
+          <w:rtl/>
+        </w:rPr>
+        <w:t xml:space="preserve"> شماره پ</w:t>
+      </w:r>
+      <w:r>
+        <w:rPr>
+          <w:rFonts w:cs="Arial" w:hint="cs"/>
+          <w:rtl/>
+        </w:rPr>
+        <w:t>ی</w:t>
+      </w:r>
+      <w:r>
+        <w:rPr>
+          <w:rFonts w:cs="Arial" w:hint="eastAsia"/>
+          <w:rtl/>
+        </w:rPr>
+        <w:t>گ</w:t>
+      </w:r>
+      <w:r>
+        <w:rPr>
+          <w:rFonts w:cs="Arial" w:hint="cs"/>
+          <w:rtl/>
+        </w:rPr>
+        <w:t>ی</w:t>
+      </w:r>
+      <w:r>
+        <w:rPr>
+          <w:rFonts w:cs="Arial" w:hint="eastAsia"/>
+          <w:rtl/>
+        </w:rPr>
+        <w:t>ر</w:t>
+      </w:r>
+      <w:r>
+        <w:rPr>
+          <w:rFonts w:cs="Arial" w:hint="cs"/>
+          <w:rtl/>
+        </w:rPr>
+        <w:t>ی</w:t>
+      </w:r>
+      <w:r>
+        <w:rPr>
+          <w:rFonts w:cs="Arial"/>
+          <w:rtl/>
+        </w:rPr>
+        <w:t xml:space="preserve"> دفاتر آن دق</w:t>
+      </w:r>
+      <w:r>
+        <w:rPr>
+          <w:rFonts w:cs="Arial" w:hint="cs"/>
+          <w:rtl/>
+        </w:rPr>
+        <w:t>ی</w:t>
+      </w:r>
+      <w:r>
+        <w:rPr>
+          <w:rFonts w:cs="Arial" w:hint="eastAsia"/>
+          <w:rtl/>
+        </w:rPr>
+        <w:t>قاً</w:t>
+      </w:r>
+      <w:r>
+        <w:rPr>
+          <w:rFonts w:cs="Arial"/>
+          <w:rtl/>
+        </w:rPr>
+        <w:t xml:space="preserve"> با **شماره پ</w:t>
+      </w:r>
+      <w:r>
+        <w:rPr>
+          <w:rFonts w:cs="Arial" w:hint="cs"/>
+          <w:rtl/>
+        </w:rPr>
+        <w:t>ی</w:t>
+      </w:r>
+      <w:r>
+        <w:rPr>
+          <w:rFonts w:cs="Arial" w:hint="eastAsia"/>
+          <w:rtl/>
+        </w:rPr>
+        <w:t>گ</w:t>
+      </w:r>
+      <w:r>
+        <w:rPr>
+          <w:rFonts w:cs="Arial" w:hint="cs"/>
+          <w:rtl/>
+        </w:rPr>
+        <w:t>ی</w:t>
+      </w:r>
+      <w:r>
+        <w:rPr>
+          <w:rFonts w:cs="Arial" w:hint="eastAsia"/>
+          <w:rtl/>
+        </w:rPr>
+        <w:t>ر</w:t>
+      </w:r>
+      <w:r>
+        <w:rPr>
+          <w:rFonts w:cs="Arial" w:hint="cs"/>
+          <w:rtl/>
+        </w:rPr>
+        <w:t>ی</w:t>
+      </w:r>
+      <w:r>
+        <w:rPr>
+          <w:rFonts w:cs="Arial"/>
+          <w:rtl/>
+        </w:rPr>
+        <w:t xml:space="preserve"> بانک** </w:t>
+      </w:r>
+      <w:r>
+        <w:rPr>
+          <w:rFonts w:cs="Arial" w:hint="cs"/>
+          <w:rtl/>
+        </w:rPr>
+        <w:t>ی</w:t>
+      </w:r>
+      <w:r>
+        <w:rPr>
+          <w:rFonts w:cs="Arial" w:hint="eastAsia"/>
+          <w:rtl/>
+        </w:rPr>
+        <w:t>کسان</w:t>
+      </w:r>
+      <w:r>
+        <w:rPr>
+          <w:rFonts w:cs="Arial"/>
+          <w:rtl/>
+        </w:rPr>
+        <w:t xml:space="preserve"> باشد و مبالغ آن‌ها ن</w:t>
+      </w:r>
+      <w:r>
+        <w:rPr>
+          <w:rFonts w:cs="Arial" w:hint="cs"/>
+          <w:rtl/>
+        </w:rPr>
+        <w:t>ی</w:t>
+      </w:r>
+      <w:r>
+        <w:rPr>
+          <w:rFonts w:cs="Arial" w:hint="eastAsia"/>
+          <w:rtl/>
+        </w:rPr>
+        <w:t>ز</w:t>
+      </w:r>
+      <w:r>
+        <w:rPr>
+          <w:rFonts w:cs="Arial"/>
+          <w:rtl/>
+        </w:rPr>
+        <w:t xml:space="preserve"> برابر باشد؟ (وار</w:t>
+      </w:r>
+      <w:r>
+        <w:rPr>
+          <w:rFonts w:cs="Arial" w:hint="cs"/>
+          <w:rtl/>
+        </w:rPr>
+        <w:t>ی</w:t>
+      </w:r>
+      <w:r>
+        <w:rPr>
+          <w:rFonts w:cs="Arial" w:hint="eastAsia"/>
+          <w:rtl/>
+        </w:rPr>
+        <w:t>ز</w:t>
+      </w:r>
+      <w:r>
+        <w:rPr>
+          <w:rFonts w:cs="Arial"/>
+          <w:rtl/>
+        </w:rPr>
+        <w:t xml:space="preserve"> با بستانکار دفاتر، </w:t>
+      </w:r>
+      <w:r>
+        <w:rPr>
+          <w:rFonts w:cs="Arial" w:hint="cs"/>
+          <w:rtl/>
+        </w:rPr>
+        <w:t>ی</w:t>
+      </w:r>
+      <w:r>
+        <w:rPr>
+          <w:rFonts w:cs="Arial" w:hint="eastAsia"/>
+          <w:rtl/>
+        </w:rPr>
+        <w:t>ا</w:t>
+      </w:r>
+      <w:r>
+        <w:rPr>
+          <w:rFonts w:cs="Arial"/>
+          <w:rtl/>
+        </w:rPr>
+        <w:t xml:space="preserve"> برداشت با بدهکار دفاتر)</w:t>
+      </w:r>
+      <w:r>
+        <w:t>.</w:t>
+      </w:r>
+    </w:p>
+    <w:p>
+      <w:pPr>
+        <w:bidi/>
+      </w:pPr>
+      <w:r>
+        <w:t xml:space="preserve">  </w:t>
+      </w:r>
+    </w:p>
+    <w:p>
+      <w:pPr>
+        <w:bidi/>
+      </w:pPr>
+      <w:r>
+        <w:t>* **</w:t>
+      </w:r>
+      <w:r>
+        <w:rPr>
+          <w:rFonts w:cs="Arial"/>
+          <w:rtl/>
+        </w:rPr>
+        <w:t>اولو</w:t>
+      </w:r>
+      <w:r>
+        <w:rPr>
+          <w:rFonts w:cs="Arial" w:hint="cs"/>
+          <w:rtl/>
+        </w:rPr>
+        <w:t>ی</w:t>
+      </w:r>
+      <w:r>
+        <w:rPr>
+          <w:rFonts w:cs="Arial" w:hint="eastAsia"/>
+          <w:rtl/>
+        </w:rPr>
+        <w:t>ت</w:t>
+      </w:r>
+      <w:r>
+        <w:rPr>
+          <w:rFonts w:cs="Arial"/>
+          <w:rtl/>
+        </w:rPr>
+        <w:t xml:space="preserve"> دوم: مطابقت تار</w:t>
+      </w:r>
+      <w:r>
+        <w:rPr>
+          <w:rFonts w:cs="Arial" w:hint="cs"/>
+          <w:rtl/>
+        </w:rPr>
+        <w:t>ی</w:t>
+      </w:r>
+      <w:r>
+        <w:rPr>
+          <w:rFonts w:cs="Arial" w:hint="eastAsia"/>
+          <w:rtl/>
+        </w:rPr>
+        <w:t>خ</w:t>
+      </w:r>
+      <w:r>
+        <w:rPr>
+          <w:rFonts w:cs="Arial"/>
+          <w:rtl/>
+        </w:rPr>
+        <w:t xml:space="preserve"> (بازه </w:t>
+      </w:r>
+      <w:r>
+        <w:rPr>
+          <w:rFonts w:cs="Arial"/>
+          <w:rtl/>
+          <w:lang w:bidi="fa-IR"/>
+        </w:rPr>
+        <w:t>۳</w:t>
+      </w:r>
+      <w:r>
+        <w:rPr>
+          <w:rFonts w:cs="Arial"/>
+          <w:rtl/>
+        </w:rPr>
+        <w:t xml:space="preserve"> روزه) و مبلغ</w:t>
+      </w:r>
+      <w:r>
+        <w:t>**:</w:t>
+      </w:r>
+    </w:p>
+    <w:p>
+      <w:pPr>
+        <w:bidi/>
+      </w:pPr>
+      <w:r>
+        <w:t xml:space="preserve">  </w:t>
+      </w:r>
+      <w:r>
+        <w:rPr>
+          <w:rFonts w:cs="Arial"/>
+          <w:rtl/>
+        </w:rPr>
+        <w:t>اگر شماره پ</w:t>
+      </w:r>
+      <w:r>
+        <w:rPr>
+          <w:rFonts w:cs="Arial" w:hint="cs"/>
+          <w:rtl/>
+        </w:rPr>
+        <w:t>ی</w:t>
+      </w:r>
+      <w:r>
+        <w:rPr>
+          <w:rFonts w:cs="Arial" w:hint="eastAsia"/>
+          <w:rtl/>
+        </w:rPr>
+        <w:t>گ</w:t>
+      </w:r>
+      <w:r>
+        <w:rPr>
+          <w:rFonts w:cs="Arial" w:hint="cs"/>
+          <w:rtl/>
+        </w:rPr>
+        <w:t>ی</w:t>
+      </w:r>
+      <w:r>
+        <w:rPr>
+          <w:rFonts w:cs="Arial" w:hint="eastAsia"/>
+          <w:rtl/>
+        </w:rPr>
+        <w:t>ر</w:t>
+      </w:r>
+      <w:r>
+        <w:rPr>
+          <w:rFonts w:cs="Arial" w:hint="cs"/>
+          <w:rtl/>
+        </w:rPr>
+        <w:t>ی</w:t>
+      </w:r>
+      <w:r>
+        <w:rPr>
+          <w:rFonts w:cs="Arial"/>
+          <w:rtl/>
+        </w:rPr>
+        <w:t xml:space="preserve"> </w:t>
+      </w:r>
+      <w:r>
+        <w:rPr>
+          <w:rFonts w:cs="Arial" w:hint="cs"/>
+          <w:rtl/>
+        </w:rPr>
+        <w:t>ی</w:t>
+      </w:r>
+      <w:r>
+        <w:rPr>
+          <w:rFonts w:cs="Arial" w:hint="eastAsia"/>
+          <w:rtl/>
+        </w:rPr>
+        <w:t>کسان</w:t>
+      </w:r>
+      <w:r>
+        <w:rPr>
+          <w:rFonts w:cs="Arial" w:hint="cs"/>
+          <w:rtl/>
+        </w:rPr>
+        <w:t>ی</w:t>
+      </w:r>
+      <w:r>
+        <w:rPr>
+          <w:rFonts w:cs="Arial"/>
+          <w:rtl/>
+        </w:rPr>
+        <w:t xml:space="preserve"> پ</w:t>
+      </w:r>
+      <w:r>
+        <w:rPr>
+          <w:rFonts w:cs="Arial" w:hint="cs"/>
+          <w:rtl/>
+        </w:rPr>
+        <w:t>ی</w:t>
+      </w:r>
+      <w:r>
+        <w:rPr>
+          <w:rFonts w:cs="Arial" w:hint="eastAsia"/>
+          <w:rtl/>
+        </w:rPr>
+        <w:t>دا</w:t>
+      </w:r>
+      <w:r>
+        <w:rPr>
+          <w:rFonts w:cs="Arial"/>
+          <w:rtl/>
+        </w:rPr>
+        <w:t xml:space="preserve"> نشود، س</w:t>
+      </w:r>
+      <w:r>
+        <w:rPr>
+          <w:rFonts w:cs="Arial" w:hint="cs"/>
+          <w:rtl/>
+        </w:rPr>
+        <w:t>ی</w:t>
+      </w:r>
+      <w:r>
+        <w:rPr>
+          <w:rFonts w:cs="Arial" w:hint="eastAsia"/>
+          <w:rtl/>
+        </w:rPr>
+        <w:t>ستم</w:t>
+      </w:r>
+      <w:r>
+        <w:rPr>
+          <w:rFonts w:cs="Arial"/>
+          <w:rtl/>
+        </w:rPr>
+        <w:t xml:space="preserve"> اسناد</w:t>
+      </w:r>
+      <w:r>
+        <w:rPr>
+          <w:rFonts w:cs="Arial" w:hint="cs"/>
+          <w:rtl/>
+        </w:rPr>
+        <w:t>ی</w:t>
+      </w:r>
+      <w:r>
+        <w:rPr>
+          <w:rFonts w:cs="Arial"/>
+          <w:rtl/>
+        </w:rPr>
+        <w:t xml:space="preserve"> را جستجو م</w:t>
+      </w:r>
+      <w:r>
+        <w:rPr>
+          <w:rFonts w:cs="Arial" w:hint="cs"/>
+          <w:rtl/>
+        </w:rPr>
+        <w:t>ی‌</w:t>
+      </w:r>
+      <w:r>
+        <w:rPr>
+          <w:rFonts w:cs="Arial" w:hint="eastAsia"/>
+          <w:rtl/>
+        </w:rPr>
+        <w:t>کند</w:t>
+      </w:r>
+      <w:r>
+        <w:rPr>
+          <w:rFonts w:cs="Arial"/>
+          <w:rtl/>
+        </w:rPr>
+        <w:t xml:space="preserve"> که تار</w:t>
+      </w:r>
+      <w:r>
+        <w:rPr>
+          <w:rFonts w:cs="Arial" w:hint="cs"/>
+          <w:rtl/>
+        </w:rPr>
+        <w:t>ی</w:t>
+      </w:r>
+      <w:r>
+        <w:rPr>
+          <w:rFonts w:cs="Arial" w:hint="eastAsia"/>
+          <w:rtl/>
+        </w:rPr>
+        <w:t>خ</w:t>
+      </w:r>
+      <w:r>
+        <w:rPr>
+          <w:rFonts w:cs="Arial"/>
+          <w:rtl/>
+        </w:rPr>
+        <w:t xml:space="preserve"> ثبت سند آن‌ها حداکثر **</w:t>
+      </w:r>
+      <w:r>
+        <w:rPr>
+          <w:rFonts w:cs="Arial"/>
+          <w:rtl/>
+          <w:lang w:bidi="fa-IR"/>
+        </w:rPr>
+        <w:t>۳</w:t>
+      </w:r>
+      <w:r>
+        <w:rPr>
+          <w:rFonts w:cs="Arial"/>
+          <w:rtl/>
+        </w:rPr>
+        <w:t xml:space="preserve"> روز قبل </w:t>
+      </w:r>
+      <w:r>
+        <w:rPr>
+          <w:rFonts w:cs="Arial" w:hint="cs"/>
+          <w:rtl/>
+        </w:rPr>
+        <w:t>ی</w:t>
+      </w:r>
+      <w:r>
+        <w:rPr>
+          <w:rFonts w:cs="Arial" w:hint="eastAsia"/>
+          <w:rtl/>
+        </w:rPr>
+        <w:t>ا</w:t>
+      </w:r>
+      <w:r>
+        <w:rPr>
+          <w:rFonts w:cs="Arial"/>
+          <w:rtl/>
+        </w:rPr>
+        <w:t xml:space="preserve"> بعد** از تار</w:t>
+      </w:r>
+      <w:r>
+        <w:rPr>
+          <w:rFonts w:cs="Arial" w:hint="cs"/>
+          <w:rtl/>
+        </w:rPr>
+        <w:t>ی</w:t>
+      </w:r>
+      <w:r>
+        <w:rPr>
+          <w:rFonts w:cs="Arial" w:hint="eastAsia"/>
+          <w:rtl/>
+        </w:rPr>
+        <w:t>خ</w:t>
+      </w:r>
+      <w:r>
+        <w:rPr>
+          <w:rFonts w:cs="Arial"/>
+          <w:rtl/>
+        </w:rPr>
+        <w:t xml:space="preserve"> تراکنش بانک باشد و مبلغ آن‌ها ن</w:t>
+      </w:r>
+      <w:r>
+        <w:rPr>
+          <w:rFonts w:cs="Arial" w:hint="cs"/>
+          <w:rtl/>
+        </w:rPr>
+        <w:t>ی</w:t>
+      </w:r>
+      <w:r>
+        <w:rPr>
+          <w:rFonts w:cs="Arial" w:hint="eastAsia"/>
+          <w:rtl/>
+        </w:rPr>
+        <w:t>ز</w:t>
+      </w:r>
+      <w:r>
+        <w:rPr>
+          <w:rFonts w:cs="Arial"/>
+          <w:rtl/>
+        </w:rPr>
+        <w:t xml:space="preserve"> دق</w:t>
+      </w:r>
+      <w:r>
+        <w:rPr>
+          <w:rFonts w:cs="Arial" w:hint="cs"/>
+          <w:rtl/>
+        </w:rPr>
+        <w:t>ی</w:t>
+      </w:r>
+      <w:r>
+        <w:rPr>
+          <w:rFonts w:cs="Arial" w:hint="eastAsia"/>
+          <w:rtl/>
+        </w:rPr>
+        <w:t>قاً</w:t>
+      </w:r>
+      <w:r>
+        <w:rPr>
+          <w:rFonts w:cs="Arial"/>
+          <w:rtl/>
+        </w:rPr>
+        <w:t xml:space="preserve"> </w:t>
+      </w:r>
+      <w:r>
+        <w:rPr>
+          <w:rFonts w:cs="Arial" w:hint="cs"/>
+          <w:rtl/>
+        </w:rPr>
+        <w:t>ی</w:t>
+      </w:r>
+      <w:r>
+        <w:rPr>
+          <w:rFonts w:cs="Arial" w:hint="eastAsia"/>
+          <w:rtl/>
+        </w:rPr>
+        <w:t>کسان</w:t>
+      </w:r>
+      <w:r>
+        <w:rPr>
+          <w:rFonts w:cs="Arial"/>
+          <w:rtl/>
+        </w:rPr>
+        <w:t xml:space="preserve"> باشد</w:t>
+      </w:r>
+      <w:r>
+        <w:t>.</w:t>
+      </w:r>
+    </w:p>
+    <w:p>
+      <w:pPr>
+        <w:bidi/>
+      </w:pPr>
+      <w:r>
+        <w:t xml:space="preserve">  </w:t>
+      </w:r>
+    </w:p>
+    <w:p>
+      <w:pPr>
+        <w:bidi/>
+      </w:pPr>
+      <w:r>
+        <w:t>* **</w:t>
+      </w:r>
+      <w:r>
+        <w:rPr>
+          <w:rFonts w:cs="Arial"/>
+          <w:rtl/>
+        </w:rPr>
+        <w:t>اولو</w:t>
+      </w:r>
+      <w:r>
+        <w:rPr>
+          <w:rFonts w:cs="Arial" w:hint="cs"/>
+          <w:rtl/>
+        </w:rPr>
+        <w:t>ی</w:t>
+      </w:r>
+      <w:r>
+        <w:rPr>
+          <w:rFonts w:cs="Arial" w:hint="eastAsia"/>
+          <w:rtl/>
+        </w:rPr>
+        <w:t>ت</w:t>
+      </w:r>
+      <w:r>
+        <w:rPr>
+          <w:rFonts w:cs="Arial"/>
+          <w:rtl/>
+        </w:rPr>
+        <w:t xml:space="preserve"> سوم: مطابقت صرفاً بر اساس مبلغ</w:t>
+      </w:r>
+      <w:r>
+        <w:t>**:</w:t>
+      </w:r>
+    </w:p>
+    <w:p>
+      <w:pPr>
+        <w:bidi/>
+      </w:pPr>
+      <w:r>
+        <w:t xml:space="preserve">  </w:t>
+      </w:r>
+      <w:r>
+        <w:rPr>
+          <w:rFonts w:cs="Arial"/>
+          <w:rtl/>
+        </w:rPr>
+        <w:t>اگر تار</w:t>
+      </w:r>
+      <w:r>
+        <w:rPr>
+          <w:rFonts w:cs="Arial" w:hint="cs"/>
+          <w:rtl/>
+        </w:rPr>
+        <w:t>ی</w:t>
+      </w:r>
+      <w:r>
+        <w:rPr>
+          <w:rFonts w:cs="Arial" w:hint="eastAsia"/>
+          <w:rtl/>
+        </w:rPr>
+        <w:t>خ</w:t>
+      </w:r>
+      <w:r>
+        <w:rPr>
+          <w:rFonts w:cs="Arial"/>
+          <w:rtl/>
+        </w:rPr>
+        <w:t xml:space="preserve"> هم همخوان</w:t>
+      </w:r>
+      <w:r>
+        <w:rPr>
+          <w:rFonts w:cs="Arial" w:hint="cs"/>
+          <w:rtl/>
+        </w:rPr>
+        <w:t>ی</w:t>
+      </w:r>
+      <w:r>
+        <w:rPr>
+          <w:rFonts w:cs="Arial"/>
+          <w:rtl/>
+        </w:rPr>
+        <w:t xml:space="preserve"> نداشت، س</w:t>
+      </w:r>
+      <w:r>
+        <w:rPr>
+          <w:rFonts w:cs="Arial" w:hint="cs"/>
+          <w:rtl/>
+        </w:rPr>
+        <w:t>ی</w:t>
+      </w:r>
+      <w:r>
+        <w:rPr>
+          <w:rFonts w:cs="Arial" w:hint="eastAsia"/>
+          <w:rtl/>
+        </w:rPr>
+        <w:t>ستم</w:t>
+      </w:r>
+      <w:r>
+        <w:rPr>
+          <w:rFonts w:cs="Arial"/>
+          <w:rtl/>
+        </w:rPr>
+        <w:t xml:space="preserve"> اول</w:t>
+      </w:r>
+      <w:r>
+        <w:rPr>
+          <w:rFonts w:cs="Arial" w:hint="cs"/>
+          <w:rtl/>
+        </w:rPr>
+        <w:t>ی</w:t>
+      </w:r>
+      <w:r>
+        <w:rPr>
+          <w:rFonts w:cs="Arial" w:hint="eastAsia"/>
+          <w:rtl/>
+        </w:rPr>
+        <w:t>ن</w:t>
+      </w:r>
+      <w:r>
+        <w:rPr>
+          <w:rFonts w:cs="Arial"/>
+          <w:rtl/>
+        </w:rPr>
+        <w:t xml:space="preserve"> سند در دفاتر حسابدار</w:t>
+      </w:r>
+      <w:r>
+        <w:rPr>
+          <w:rFonts w:cs="Arial" w:hint="cs"/>
+          <w:rtl/>
+        </w:rPr>
+        <w:t>ی</w:t>
+      </w:r>
+      <w:r>
+        <w:rPr>
+          <w:rFonts w:cs="Arial"/>
+          <w:rtl/>
+        </w:rPr>
+        <w:t xml:space="preserve"> که **دق</w:t>
+      </w:r>
+      <w:r>
+        <w:rPr>
+          <w:rFonts w:cs="Arial" w:hint="cs"/>
+          <w:rtl/>
+        </w:rPr>
+        <w:t>ی</w:t>
+      </w:r>
+      <w:r>
+        <w:rPr>
+          <w:rFonts w:cs="Arial" w:hint="eastAsia"/>
+          <w:rtl/>
+        </w:rPr>
+        <w:t>قاً</w:t>
+      </w:r>
+      <w:r>
+        <w:rPr>
+          <w:rFonts w:cs="Arial"/>
+          <w:rtl/>
+        </w:rPr>
+        <w:t xml:space="preserve"> هم‌مبلغ** با تراکنش بانک باشد را به عنوان سند متناظر انتخاب م</w:t>
+      </w:r>
+      <w:r>
+        <w:rPr>
+          <w:rFonts w:cs="Arial" w:hint="cs"/>
+          <w:rtl/>
+        </w:rPr>
+        <w:t>ی‌</w:t>
+      </w:r>
+      <w:r>
+        <w:rPr>
+          <w:rFonts w:cs="Arial" w:hint="eastAsia"/>
+          <w:rtl/>
+        </w:rPr>
+        <w:t>کند</w:t>
+      </w:r>
+      <w:r>
+        <w:t>.</w:t>
+      </w:r>
+    </w:p>
+    <w:p>
+      <w:pPr>
+        <w:bidi/>
+      </w:pPr>
+    </w:p>
+    <w:p>
+      <w:pPr>
+        <w:bidi/>
+      </w:pPr>
+      <w:r>
+        <w:t>**</w:t>
+      </w:r>
+      <w:r>
+        <w:rPr>
+          <w:rFonts w:cs="Arial"/>
+          <w:rtl/>
+        </w:rPr>
+        <w:t xml:space="preserve">حذف از صف**: هر زمان که </w:t>
+      </w:r>
+      <w:r>
+        <w:rPr>
+          <w:rFonts w:cs="Arial" w:hint="cs"/>
+          <w:rtl/>
+        </w:rPr>
+        <w:t>ی</w:t>
+      </w:r>
+      <w:r>
+        <w:rPr>
+          <w:rFonts w:cs="Arial" w:hint="eastAsia"/>
+          <w:rtl/>
+        </w:rPr>
+        <w:t>ک</w:t>
+      </w:r>
+      <w:r>
+        <w:rPr>
+          <w:rFonts w:cs="Arial"/>
+          <w:rtl/>
+        </w:rPr>
+        <w:t xml:space="preserve"> سند با تراکنش بانک</w:t>
+      </w:r>
+      <w:r>
+        <w:rPr>
+          <w:rFonts w:cs="Arial" w:hint="cs"/>
+          <w:rtl/>
+        </w:rPr>
+        <w:t>ی</w:t>
+      </w:r>
+      <w:r>
+        <w:rPr>
+          <w:rFonts w:cs="Arial"/>
+          <w:rtl/>
+        </w:rPr>
+        <w:t xml:space="preserve"> تطب</w:t>
+      </w:r>
+      <w:r>
+        <w:rPr>
+          <w:rFonts w:cs="Arial" w:hint="cs"/>
+          <w:rtl/>
+        </w:rPr>
+        <w:t>ی</w:t>
+      </w:r>
+      <w:r>
+        <w:rPr>
+          <w:rFonts w:cs="Arial" w:hint="eastAsia"/>
+          <w:rtl/>
+        </w:rPr>
+        <w:t>ق</w:t>
+      </w:r>
+      <w:r>
+        <w:rPr>
+          <w:rFonts w:cs="Arial"/>
+          <w:rtl/>
+        </w:rPr>
+        <w:t xml:space="preserve"> داده م</w:t>
+      </w:r>
+      <w:r>
+        <w:rPr>
+          <w:rFonts w:cs="Arial" w:hint="cs"/>
+          <w:rtl/>
+        </w:rPr>
+        <w:t>ی‌</w:t>
+      </w:r>
+      <w:r>
+        <w:rPr>
+          <w:rFonts w:cs="Arial" w:hint="eastAsia"/>
+          <w:rtl/>
+        </w:rPr>
+        <w:t>شود،</w:t>
+      </w:r>
+      <w:r>
+        <w:rPr>
+          <w:rFonts w:cs="Arial"/>
+          <w:rtl/>
+        </w:rPr>
+        <w:t xml:space="preserve"> آن سند از صف اسناد تطب</w:t>
+      </w:r>
+      <w:r>
+        <w:rPr>
+          <w:rFonts w:cs="Arial" w:hint="cs"/>
+          <w:rtl/>
+        </w:rPr>
+        <w:t>ی</w:t>
+      </w:r>
+      <w:r>
+        <w:rPr>
+          <w:rFonts w:cs="Arial" w:hint="eastAsia"/>
+          <w:rtl/>
+        </w:rPr>
+        <w:t>ق‌ن</w:t>
+      </w:r>
+      <w:r>
+        <w:rPr>
+          <w:rFonts w:cs="Arial" w:hint="cs"/>
+          <w:rtl/>
+        </w:rPr>
+        <w:t>ی</w:t>
+      </w:r>
+      <w:r>
+        <w:rPr>
+          <w:rFonts w:cs="Arial" w:hint="eastAsia"/>
+          <w:rtl/>
+        </w:rPr>
+        <w:t>افته</w:t>
+      </w:r>
+      <w:r>
+        <w:rPr>
+          <w:rFonts w:cs="Arial"/>
+          <w:rtl/>
+        </w:rPr>
+        <w:t xml:space="preserve"> خارج م</w:t>
+      </w:r>
+      <w:r>
+        <w:rPr>
+          <w:rFonts w:cs="Arial" w:hint="cs"/>
+          <w:rtl/>
+        </w:rPr>
+        <w:t>ی‌</w:t>
+      </w:r>
+      <w:r>
+        <w:rPr>
+          <w:rFonts w:cs="Arial" w:hint="eastAsia"/>
+          <w:rtl/>
+        </w:rPr>
+        <w:t>شود</w:t>
+      </w:r>
+      <w:r>
+        <w:rPr>
+          <w:rFonts w:cs="Arial"/>
+          <w:rtl/>
+        </w:rPr>
+        <w:t xml:space="preserve"> تا برا</w:t>
+      </w:r>
+      <w:r>
+        <w:rPr>
+          <w:rFonts w:cs="Arial" w:hint="cs"/>
+          <w:rtl/>
+        </w:rPr>
+        <w:t>ی</w:t>
+      </w:r>
+      <w:r>
+        <w:rPr>
+          <w:rFonts w:cs="Arial"/>
+          <w:rtl/>
+        </w:rPr>
+        <w:t xml:space="preserve"> تراکنش‌ها</w:t>
+      </w:r>
+      <w:r>
+        <w:rPr>
+          <w:rFonts w:cs="Arial" w:hint="cs"/>
+          <w:rtl/>
+        </w:rPr>
+        <w:t>ی</w:t>
+      </w:r>
+      <w:r>
+        <w:rPr>
+          <w:rFonts w:cs="Arial"/>
+          <w:rtl/>
+        </w:rPr>
+        <w:t xml:space="preserve"> بعد</w:t>
+      </w:r>
+      <w:r>
+        <w:rPr>
+          <w:rFonts w:cs="Arial" w:hint="cs"/>
+          <w:rtl/>
+        </w:rPr>
+        <w:t>ی</w:t>
+      </w:r>
+      <w:r>
+        <w:rPr>
+          <w:rFonts w:cs="Arial"/>
+          <w:rtl/>
+        </w:rPr>
+        <w:t xml:space="preserve"> بانک به اشتباه مورد استفاده مجدد قرار نگ</w:t>
+      </w:r>
+      <w:r>
+        <w:rPr>
+          <w:rFonts w:cs="Arial" w:hint="cs"/>
+          <w:rtl/>
+        </w:rPr>
+        <w:t>ی</w:t>
+      </w:r>
+      <w:r>
+        <w:rPr>
+          <w:rFonts w:cs="Arial" w:hint="eastAsia"/>
+          <w:rtl/>
+        </w:rPr>
+        <w:t>رد</w:t>
+      </w:r>
+      <w:r>
+        <w:rPr>
+          <w:rFonts w:cs="Arial"/>
+          <w:rtl/>
+        </w:rPr>
+        <w:t>. اسناد باق</w:t>
+      </w:r>
+      <w:r>
+        <w:rPr>
+          <w:rFonts w:cs="Arial" w:hint="cs"/>
+          <w:rtl/>
+        </w:rPr>
+        <w:t>ی‌</w:t>
+      </w:r>
+      <w:r>
+        <w:rPr>
+          <w:rFonts w:cs="Arial" w:hint="eastAsia"/>
+          <w:rtl/>
+        </w:rPr>
+        <w:t>مانده</w:t>
+      </w:r>
+      <w:r>
+        <w:rPr>
+          <w:rFonts w:cs="Arial"/>
+          <w:rtl/>
+        </w:rPr>
+        <w:t xml:space="preserve"> در صف در پا</w:t>
+      </w:r>
+      <w:r>
+        <w:rPr>
+          <w:rFonts w:cs="Arial" w:hint="cs"/>
+          <w:rtl/>
+        </w:rPr>
+        <w:t>ی</w:t>
+      </w:r>
+      <w:r>
+        <w:rPr>
+          <w:rFonts w:cs="Arial" w:hint="eastAsia"/>
+          <w:rtl/>
+        </w:rPr>
+        <w:t>ان</w:t>
+      </w:r>
+      <w:r>
+        <w:rPr>
+          <w:rFonts w:cs="Arial"/>
+          <w:rtl/>
+        </w:rPr>
+        <w:t xml:space="preserve"> به عنوان «اقلام باز دفاتر» معرف</w:t>
+      </w:r>
+      <w:r>
+        <w:rPr>
+          <w:rFonts w:cs="Arial" w:hint="cs"/>
+          <w:rtl/>
+        </w:rPr>
+        <w:t>ی</w:t>
+      </w:r>
+      <w:r>
+        <w:rPr>
+          <w:rFonts w:cs="Arial"/>
+          <w:rtl/>
+        </w:rPr>
+        <w:t xml:space="preserve"> م</w:t>
+      </w:r>
+      <w:r>
+        <w:rPr>
+          <w:rFonts w:cs="Arial" w:hint="cs"/>
+          <w:rtl/>
+        </w:rPr>
+        <w:t>ی‌</w:t>
+      </w:r>
+      <w:r>
+        <w:rPr>
+          <w:rFonts w:cs="Arial" w:hint="eastAsia"/>
+          <w:rtl/>
+        </w:rPr>
+        <w:t>شوند</w:t>
+      </w:r>
+      <w:r>
+        <w:t>.</w:t>
+      </w:r>
+    </w:p>
+    <w:p>
+      <w:pPr>
+        <w:bidi/>
+      </w:pPr>
+    </w:p>
+    <w:p>
+      <w:pPr>
+        <w:bidi/>
+      </w:pPr>
+    </w:p>
+    <w:p>
+      <w:pPr>
+        <w:bidi/>
+        <w:rPr>
+          <w:rFonts w:hint="cs"/>
+          <w:rtl/>
+          <w:lang w:bidi="fa-IR"/>
+        </w:rPr>
+      </w:pPr>
+      <w:r>
+        <w:rPr>
+          <w:rFonts w:hint="cs"/>
+          <w:rtl/>
+          <w:lang w:bidi="fa-IR"/>
+        </w:rPr>
+        <w:t>تو گفتی :</w:t>
+      </w:r>
+    </w:p>
+    <w:p>
+      <w:pPr>
+        <w:bidi/>
+      </w:pPr>
+    </w:p>
+    <w:p>
+      <w:pPr>
+        <w:bidi/>
+      </w:pPr>
+      <w:r>
+        <w:t xml:space="preserve">### </w:t>
+      </w:r>
+      <w:r>
+        <w:rPr>
+          <w:rFonts w:cs="Arial"/>
+          <w:rtl/>
+          <w:lang w:bidi="fa-IR"/>
+        </w:rPr>
+        <w:t>۳</w:t>
+      </w:r>
+      <w:r>
+        <w:t xml:space="preserve">. </w:t>
+      </w:r>
+      <w:r>
+        <w:rPr>
+          <w:rFonts w:cs="Arial"/>
+          <w:rtl/>
+        </w:rPr>
+        <w:t>منطق و الگور</w:t>
+      </w:r>
+      <w:r>
+        <w:rPr>
+          <w:rFonts w:cs="Arial" w:hint="cs"/>
+          <w:rtl/>
+        </w:rPr>
+        <w:t>ی</w:t>
+      </w:r>
+      <w:r>
+        <w:rPr>
+          <w:rFonts w:cs="Arial" w:hint="eastAsia"/>
+          <w:rtl/>
+        </w:rPr>
+        <w:t>تم</w:t>
+      </w:r>
+      <w:r>
+        <w:rPr>
+          <w:rFonts w:cs="Arial"/>
+          <w:rtl/>
+        </w:rPr>
+        <w:t xml:space="preserve"> مغا</w:t>
+      </w:r>
+      <w:r>
+        <w:rPr>
+          <w:rFonts w:cs="Arial" w:hint="cs"/>
+          <w:rtl/>
+        </w:rPr>
+        <w:t>ی</w:t>
+      </w:r>
+      <w:r>
+        <w:rPr>
+          <w:rFonts w:cs="Arial" w:hint="eastAsia"/>
+          <w:rtl/>
+        </w:rPr>
+        <w:t>رت‌گ</w:t>
+      </w:r>
+      <w:r>
+        <w:rPr>
+          <w:rFonts w:cs="Arial" w:hint="cs"/>
+          <w:rtl/>
+        </w:rPr>
+        <w:t>ی</w:t>
+      </w:r>
+      <w:r>
+        <w:rPr>
+          <w:rFonts w:cs="Arial" w:hint="eastAsia"/>
+          <w:rtl/>
+        </w:rPr>
+        <w:t>ر</w:t>
+      </w:r>
+      <w:r>
+        <w:rPr>
+          <w:rFonts w:cs="Arial" w:hint="cs"/>
+          <w:rtl/>
+        </w:rPr>
+        <w:t>ی</w:t>
+      </w:r>
+      <w:r>
+        <w:rPr>
+          <w:rFonts w:cs="Arial"/>
+          <w:rtl/>
+        </w:rPr>
+        <w:t xml:space="preserve"> چ</w:t>
+      </w:r>
+      <w:r>
+        <w:rPr>
+          <w:rFonts w:cs="Arial" w:hint="cs"/>
+          <w:rtl/>
+        </w:rPr>
+        <w:t>ی</w:t>
+      </w:r>
+      <w:r>
+        <w:rPr>
+          <w:rFonts w:cs="Arial" w:hint="eastAsia"/>
+          <w:rtl/>
+        </w:rPr>
+        <w:t>ست؟</w:t>
+      </w:r>
+    </w:p>
+    <w:p>
+      <w:pPr>
+        <w:bidi/>
+      </w:pPr>
+      <w:r>
+        <w:rPr>
+          <w:rFonts w:cs="Arial" w:hint="eastAsia"/>
+          <w:rtl/>
+        </w:rPr>
+        <w:t>سرو</w:t>
+      </w:r>
+      <w:r>
+        <w:rPr>
+          <w:rFonts w:cs="Arial" w:hint="cs"/>
+          <w:rtl/>
+        </w:rPr>
+        <w:t>ی</w:t>
+      </w:r>
+      <w:r>
+        <w:rPr>
+          <w:rFonts w:cs="Arial" w:hint="eastAsia"/>
+          <w:rtl/>
+        </w:rPr>
+        <w:t>س</w:t>
+      </w:r>
+      <w:r>
+        <w:rPr>
+          <w:rFonts w:cs="Arial"/>
+          <w:rtl/>
+        </w:rPr>
+        <w:t xml:space="preserve"> مغا</w:t>
+      </w:r>
+      <w:r>
+        <w:rPr>
+          <w:rFonts w:cs="Arial" w:hint="cs"/>
+          <w:rtl/>
+        </w:rPr>
+        <w:t>ی</w:t>
+      </w:r>
+      <w:r>
+        <w:rPr>
+          <w:rFonts w:cs="Arial" w:hint="eastAsia"/>
+          <w:rtl/>
+        </w:rPr>
+        <w:t>رت‌گ</w:t>
+      </w:r>
+      <w:r>
+        <w:rPr>
+          <w:rFonts w:cs="Arial" w:hint="cs"/>
+          <w:rtl/>
+        </w:rPr>
+        <w:t>ی</w:t>
+      </w:r>
+      <w:r>
+        <w:rPr>
+          <w:rFonts w:cs="Arial" w:hint="eastAsia"/>
+          <w:rtl/>
+        </w:rPr>
+        <w:t>ر</w:t>
+      </w:r>
+      <w:r>
+        <w:rPr>
+          <w:rFonts w:cs="Arial" w:hint="cs"/>
+          <w:rtl/>
+        </w:rPr>
+        <w:t>ی</w:t>
+      </w:r>
+      <w:r>
+        <w:rPr>
+          <w:rFonts w:cs="Arial"/>
+          <w:rtl/>
+        </w:rPr>
+        <w:t xml:space="preserve"> به صورت تک‌تک تراکنش‌ها</w:t>
+      </w:r>
+      <w:r>
+        <w:rPr>
+          <w:rFonts w:cs="Arial" w:hint="cs"/>
+          <w:rtl/>
+        </w:rPr>
+        <w:t>ی</w:t>
+      </w:r>
+      <w:r>
+        <w:rPr>
+          <w:rFonts w:cs="Arial"/>
+          <w:rtl/>
+        </w:rPr>
+        <w:t xml:space="preserve"> بانک را بررس</w:t>
+      </w:r>
+      <w:r>
+        <w:rPr>
+          <w:rFonts w:cs="Arial" w:hint="cs"/>
+          <w:rtl/>
+        </w:rPr>
+        <w:t>ی</w:t>
+      </w:r>
+      <w:r>
+        <w:rPr>
+          <w:rFonts w:cs="Arial"/>
+          <w:rtl/>
+        </w:rPr>
+        <w:t xml:space="preserve"> کرده و تلاش م</w:t>
+      </w:r>
+      <w:r>
+        <w:rPr>
+          <w:rFonts w:cs="Arial" w:hint="cs"/>
+          <w:rtl/>
+        </w:rPr>
+        <w:t>ی‌</w:t>
+      </w:r>
+      <w:r>
+        <w:rPr>
+          <w:rFonts w:cs="Arial" w:hint="eastAsia"/>
+          <w:rtl/>
+        </w:rPr>
+        <w:t>کند</w:t>
+      </w:r>
+      <w:r>
+        <w:rPr>
+          <w:rFonts w:cs="Arial"/>
+          <w:rtl/>
+        </w:rPr>
+        <w:t xml:space="preserve"> با استفاده از **سه اولو</w:t>
+      </w:r>
+      <w:r>
+        <w:rPr>
+          <w:rFonts w:cs="Arial" w:hint="cs"/>
+          <w:rtl/>
+        </w:rPr>
+        <w:t>ی</w:t>
+      </w:r>
+      <w:r>
+        <w:rPr>
+          <w:rFonts w:cs="Arial" w:hint="eastAsia"/>
+          <w:rtl/>
+        </w:rPr>
+        <w:t>ت</w:t>
+      </w:r>
+      <w:r>
+        <w:rPr>
+          <w:rFonts w:cs="Arial"/>
+          <w:rtl/>
+        </w:rPr>
+        <w:t xml:space="preserve"> متوال</w:t>
+      </w:r>
+      <w:r>
+        <w:rPr>
+          <w:rFonts w:cs="Arial" w:hint="cs"/>
+          <w:rtl/>
+        </w:rPr>
+        <w:t>ی</w:t>
+      </w:r>
+      <w:r>
+        <w:rPr>
+          <w:rFonts w:cs="Arial"/>
+          <w:rtl/>
+        </w:rPr>
+        <w:t>**، سند</w:t>
+      </w:r>
+      <w:r>
+        <w:rPr>
+          <w:rFonts w:cs="Arial" w:hint="cs"/>
+          <w:rtl/>
+        </w:rPr>
+        <w:t>ی</w:t>
+      </w:r>
+      <w:r>
+        <w:rPr>
+          <w:rFonts w:cs="Arial"/>
+          <w:rtl/>
+        </w:rPr>
+        <w:t xml:space="preserve"> معادل در دفاتر برا</w:t>
+      </w:r>
+      <w:r>
+        <w:rPr>
+          <w:rFonts w:cs="Arial" w:hint="cs"/>
+          <w:rtl/>
+        </w:rPr>
+        <w:t>ی</w:t>
+      </w:r>
+      <w:r>
+        <w:rPr>
+          <w:rFonts w:cs="Arial"/>
+          <w:rtl/>
+        </w:rPr>
+        <w:t xml:space="preserve"> آن پ</w:t>
+      </w:r>
+      <w:r>
+        <w:rPr>
+          <w:rFonts w:cs="Arial" w:hint="cs"/>
+          <w:rtl/>
+        </w:rPr>
+        <w:t>ی</w:t>
+      </w:r>
+      <w:r>
+        <w:rPr>
+          <w:rFonts w:cs="Arial" w:hint="eastAsia"/>
+          <w:rtl/>
+        </w:rPr>
+        <w:t>دا</w:t>
+      </w:r>
+      <w:r>
+        <w:rPr>
+          <w:rFonts w:cs="Arial"/>
+          <w:rtl/>
+        </w:rPr>
+        <w:t xml:space="preserve"> کند</w:t>
+      </w:r>
+      <w:r>
+        <w:t>:</w:t>
+      </w:r>
+    </w:p>
+    <w:p>
+      <w:pPr>
+        <w:bidi/>
+      </w:pPr>
+    </w:p>
+    <w:p>
+      <w:pPr>
+        <w:bidi/>
+      </w:pPr>
+      <w:r>
+        <w:t>* **</w:t>
+      </w:r>
+      <w:r>
+        <w:rPr>
+          <w:rFonts w:cs="Arial"/>
+          <w:rtl/>
+        </w:rPr>
+        <w:t>اولو</w:t>
+      </w:r>
+      <w:r>
+        <w:rPr>
+          <w:rFonts w:cs="Arial" w:hint="cs"/>
+          <w:rtl/>
+        </w:rPr>
+        <w:t>ی</w:t>
+      </w:r>
+      <w:r>
+        <w:rPr>
+          <w:rFonts w:cs="Arial" w:hint="eastAsia"/>
+          <w:rtl/>
+        </w:rPr>
+        <w:t>ت</w:t>
+      </w:r>
+      <w:r>
+        <w:rPr>
+          <w:rFonts w:cs="Arial"/>
+          <w:rtl/>
+        </w:rPr>
+        <w:t xml:space="preserve"> اول: مطابقت دق</w:t>
+      </w:r>
+      <w:r>
+        <w:rPr>
+          <w:rFonts w:cs="Arial" w:hint="cs"/>
+          <w:rtl/>
+        </w:rPr>
+        <w:t>ی</w:t>
+      </w:r>
+      <w:r>
+        <w:rPr>
+          <w:rFonts w:cs="Arial" w:hint="eastAsia"/>
+          <w:rtl/>
+        </w:rPr>
+        <w:t>ق</w:t>
+      </w:r>
+      <w:r>
+        <w:rPr>
+          <w:rFonts w:cs="Arial"/>
+          <w:rtl/>
+        </w:rPr>
+        <w:t xml:space="preserve"> شماره پ</w:t>
+      </w:r>
+      <w:r>
+        <w:rPr>
+          <w:rFonts w:cs="Arial" w:hint="cs"/>
+          <w:rtl/>
+        </w:rPr>
+        <w:t>ی</w:t>
+      </w:r>
+      <w:r>
+        <w:rPr>
+          <w:rFonts w:cs="Arial" w:hint="eastAsia"/>
+          <w:rtl/>
+        </w:rPr>
+        <w:t>گ</w:t>
+      </w:r>
+      <w:r>
+        <w:rPr>
+          <w:rFonts w:cs="Arial" w:hint="cs"/>
+          <w:rtl/>
+        </w:rPr>
+        <w:t>ی</w:t>
+      </w:r>
+      <w:r>
+        <w:rPr>
+          <w:rFonts w:cs="Arial" w:hint="eastAsia"/>
+          <w:rtl/>
+        </w:rPr>
+        <w:t>ر</w:t>
+      </w:r>
+      <w:r>
+        <w:rPr>
+          <w:rFonts w:cs="Arial" w:hint="cs"/>
+          <w:rtl/>
+        </w:rPr>
+        <w:t>ی</w:t>
+      </w:r>
+      <w:r>
+        <w:rPr>
+          <w:rFonts w:cs="Arial"/>
+          <w:rtl/>
+        </w:rPr>
+        <w:t xml:space="preserve"> و مبلغ</w:t>
+      </w:r>
+      <w:r>
+        <w:t xml:space="preserve">**: </w:t>
+      </w:r>
+    </w:p>
+    <w:p>
+      <w:pPr>
+        <w:bidi/>
+      </w:pPr>
+      <w:r>
+        <w:t xml:space="preserve">  </w:t>
+      </w:r>
+      <w:r>
+        <w:rPr>
+          <w:rFonts w:cs="Arial"/>
+          <w:rtl/>
+        </w:rPr>
+        <w:t>س</w:t>
+      </w:r>
+      <w:r>
+        <w:rPr>
+          <w:rFonts w:cs="Arial" w:hint="cs"/>
+          <w:rtl/>
+        </w:rPr>
+        <w:t>ی</w:t>
+      </w:r>
+      <w:r>
+        <w:rPr>
+          <w:rFonts w:cs="Arial" w:hint="eastAsia"/>
+          <w:rtl/>
+        </w:rPr>
+        <w:t>ستم</w:t>
+      </w:r>
+      <w:r>
+        <w:rPr>
+          <w:rFonts w:cs="Arial"/>
+          <w:rtl/>
+        </w:rPr>
+        <w:t xml:space="preserve"> بررس</w:t>
+      </w:r>
+      <w:r>
+        <w:rPr>
+          <w:rFonts w:cs="Arial" w:hint="cs"/>
+          <w:rtl/>
+        </w:rPr>
+        <w:t>ی</w:t>
+      </w:r>
+      <w:r>
+        <w:rPr>
+          <w:rFonts w:cs="Arial"/>
+          <w:rtl/>
+        </w:rPr>
+        <w:t xml:space="preserve"> م</w:t>
+      </w:r>
+      <w:r>
+        <w:rPr>
+          <w:rFonts w:cs="Arial" w:hint="cs"/>
+          <w:rtl/>
+        </w:rPr>
+        <w:t>ی‌</w:t>
+      </w:r>
+      <w:r>
+        <w:rPr>
+          <w:rFonts w:cs="Arial" w:hint="eastAsia"/>
+          <w:rtl/>
+        </w:rPr>
+        <w:t>کند</w:t>
+      </w:r>
+      <w:r>
+        <w:rPr>
+          <w:rFonts w:cs="Arial"/>
+          <w:rtl/>
+        </w:rPr>
+        <w:t xml:space="preserve"> آ</w:t>
+      </w:r>
+      <w:r>
+        <w:rPr>
+          <w:rFonts w:cs="Arial" w:hint="cs"/>
+          <w:rtl/>
+        </w:rPr>
+        <w:t>ی</w:t>
+      </w:r>
+      <w:r>
+        <w:rPr>
+          <w:rFonts w:cs="Arial" w:hint="eastAsia"/>
+          <w:rtl/>
+        </w:rPr>
+        <w:t>ا</w:t>
+      </w:r>
+      <w:r>
+        <w:rPr>
+          <w:rFonts w:cs="Arial"/>
+          <w:rtl/>
+        </w:rPr>
+        <w:t xml:space="preserve"> سند</w:t>
+      </w:r>
+      <w:r>
+        <w:rPr>
+          <w:rFonts w:cs="Arial" w:hint="cs"/>
+          <w:rtl/>
+        </w:rPr>
+        <w:t>ی</w:t>
+      </w:r>
+      <w:r>
+        <w:rPr>
+          <w:rFonts w:cs="Arial"/>
+          <w:rtl/>
+        </w:rPr>
+        <w:t xml:space="preserve"> در دفاتر وجود دارد که شماره سند </w:t>
+      </w:r>
+      <w:r>
+        <w:rPr>
+          <w:rFonts w:cs="Arial" w:hint="cs"/>
+          <w:rtl/>
+        </w:rPr>
+        <w:t>ی</w:t>
+      </w:r>
+      <w:r>
+        <w:rPr>
+          <w:rFonts w:cs="Arial" w:hint="eastAsia"/>
+          <w:rtl/>
+        </w:rPr>
+        <w:t>ا</w:t>
+      </w:r>
+      <w:r>
+        <w:rPr>
+          <w:rFonts w:cs="Arial"/>
+          <w:rtl/>
+        </w:rPr>
+        <w:t xml:space="preserve"> شماره پ</w:t>
+      </w:r>
+      <w:r>
+        <w:rPr>
+          <w:rFonts w:cs="Arial" w:hint="cs"/>
+          <w:rtl/>
+        </w:rPr>
+        <w:t>ی</w:t>
+      </w:r>
+      <w:r>
+        <w:rPr>
+          <w:rFonts w:cs="Arial" w:hint="eastAsia"/>
+          <w:rtl/>
+        </w:rPr>
+        <w:t>گ</w:t>
+      </w:r>
+      <w:r>
+        <w:rPr>
+          <w:rFonts w:cs="Arial" w:hint="cs"/>
+          <w:rtl/>
+        </w:rPr>
+        <w:t>ی</w:t>
+      </w:r>
+      <w:r>
+        <w:rPr>
+          <w:rFonts w:cs="Arial" w:hint="eastAsia"/>
+          <w:rtl/>
+        </w:rPr>
+        <w:t>ر</w:t>
+      </w:r>
+      <w:r>
+        <w:rPr>
+          <w:rFonts w:cs="Arial" w:hint="cs"/>
+          <w:rtl/>
+        </w:rPr>
+        <w:t>ی</w:t>
+      </w:r>
+      <w:r>
+        <w:rPr>
+          <w:rFonts w:cs="Arial"/>
+          <w:rtl/>
+        </w:rPr>
+        <w:t xml:space="preserve"> دفاتر آن دق</w:t>
+      </w:r>
+      <w:r>
+        <w:rPr>
+          <w:rFonts w:cs="Arial" w:hint="cs"/>
+          <w:rtl/>
+        </w:rPr>
+        <w:t>ی</w:t>
+      </w:r>
+      <w:r>
+        <w:rPr>
+          <w:rFonts w:cs="Arial" w:hint="eastAsia"/>
+          <w:rtl/>
+        </w:rPr>
+        <w:t>قاً</w:t>
+      </w:r>
+      <w:r>
+        <w:rPr>
+          <w:rFonts w:cs="Arial"/>
+          <w:rtl/>
+        </w:rPr>
+        <w:t xml:space="preserve"> با **شماره پ</w:t>
+      </w:r>
+      <w:r>
+        <w:rPr>
+          <w:rFonts w:cs="Arial" w:hint="cs"/>
+          <w:rtl/>
+        </w:rPr>
+        <w:t>ی</w:t>
+      </w:r>
+      <w:r>
+        <w:rPr>
+          <w:rFonts w:cs="Arial" w:hint="eastAsia"/>
+          <w:rtl/>
+        </w:rPr>
+        <w:t>گ</w:t>
+      </w:r>
+      <w:r>
+        <w:rPr>
+          <w:rFonts w:cs="Arial" w:hint="cs"/>
+          <w:rtl/>
+        </w:rPr>
+        <w:t>ی</w:t>
+      </w:r>
+      <w:r>
+        <w:rPr>
+          <w:rFonts w:cs="Arial" w:hint="eastAsia"/>
+          <w:rtl/>
+        </w:rPr>
+        <w:t>ر</w:t>
+      </w:r>
+      <w:r>
+        <w:rPr>
+          <w:rFonts w:cs="Arial" w:hint="cs"/>
+          <w:rtl/>
+        </w:rPr>
+        <w:t>ی</w:t>
+      </w:r>
+      <w:r>
+        <w:rPr>
+          <w:rFonts w:cs="Arial"/>
+          <w:rtl/>
+        </w:rPr>
+        <w:t xml:space="preserve"> بانک** </w:t>
+      </w:r>
+      <w:r>
+        <w:rPr>
+          <w:rFonts w:cs="Arial" w:hint="cs"/>
+          <w:rtl/>
+        </w:rPr>
+        <w:t>ی</w:t>
+      </w:r>
+      <w:r>
+        <w:rPr>
+          <w:rFonts w:cs="Arial" w:hint="eastAsia"/>
+          <w:rtl/>
+        </w:rPr>
+        <w:t>کسان</w:t>
+      </w:r>
+      <w:r>
+        <w:rPr>
+          <w:rFonts w:cs="Arial"/>
+          <w:rtl/>
+        </w:rPr>
+        <w:t xml:space="preserve"> باشد و مبالغ آن‌ها ن</w:t>
+      </w:r>
+      <w:r>
+        <w:rPr>
+          <w:rFonts w:cs="Arial" w:hint="cs"/>
+          <w:rtl/>
+        </w:rPr>
+        <w:t>ی</w:t>
+      </w:r>
+      <w:r>
+        <w:rPr>
+          <w:rFonts w:cs="Arial" w:hint="eastAsia"/>
+          <w:rtl/>
+        </w:rPr>
+        <w:t>ز</w:t>
+      </w:r>
+      <w:r>
+        <w:rPr>
+          <w:rFonts w:cs="Arial"/>
+          <w:rtl/>
+        </w:rPr>
+        <w:t xml:space="preserve"> برابر باشد؟ (وار</w:t>
+      </w:r>
+      <w:r>
+        <w:rPr>
+          <w:rFonts w:cs="Arial" w:hint="cs"/>
+          <w:rtl/>
+        </w:rPr>
+        <w:t>ی</w:t>
+      </w:r>
+      <w:r>
+        <w:rPr>
+          <w:rFonts w:cs="Arial" w:hint="eastAsia"/>
+          <w:rtl/>
+        </w:rPr>
+        <w:t>ز</w:t>
+      </w:r>
+      <w:r>
+        <w:rPr>
+          <w:rFonts w:cs="Arial"/>
+          <w:rtl/>
+        </w:rPr>
+        <w:t xml:space="preserve"> با بستانکار دفاتر، </w:t>
+      </w:r>
+      <w:r>
+        <w:rPr>
+          <w:rFonts w:cs="Arial" w:hint="cs"/>
+          <w:rtl/>
+        </w:rPr>
+        <w:t>ی</w:t>
+      </w:r>
+      <w:r>
+        <w:rPr>
+          <w:rFonts w:cs="Arial" w:hint="eastAsia"/>
+          <w:rtl/>
+        </w:rPr>
+        <w:t>ا</w:t>
+      </w:r>
+      <w:r>
+        <w:rPr>
+          <w:rFonts w:cs="Arial"/>
+          <w:rtl/>
+        </w:rPr>
+        <w:t xml:space="preserve"> برداشت با بدهکار دفاتر)</w:t>
+      </w:r>
+      <w:r>
+        <w:t>.</w:t>
+      </w:r>
+    </w:p>
+    <w:p>
+      <w:pPr>
+        <w:bidi/>
+      </w:pPr>
+      <w:r>
+        <w:lastRenderedPageBreak/>
+        <w:t xml:space="preserve">  </w:t>
+      </w:r>
+    </w:p>
+    <w:p>
+      <w:pPr>
+        <w:bidi/>
+      </w:pPr>
+      <w:r>
+        <w:t>* **</w:t>
+      </w:r>
+      <w:r>
+        <w:rPr>
+          <w:rFonts w:cs="Arial"/>
+          <w:rtl/>
+        </w:rPr>
+        <w:t>اولو</w:t>
+      </w:r>
+      <w:r>
+        <w:rPr>
+          <w:rFonts w:cs="Arial" w:hint="cs"/>
+          <w:rtl/>
+        </w:rPr>
+        <w:t>ی</w:t>
+      </w:r>
+      <w:r>
+        <w:rPr>
+          <w:rFonts w:cs="Arial" w:hint="eastAsia"/>
+          <w:rtl/>
+        </w:rPr>
+        <w:t>ت</w:t>
+      </w:r>
+      <w:r>
+        <w:rPr>
+          <w:rFonts w:cs="Arial"/>
+          <w:rtl/>
+        </w:rPr>
+        <w:t xml:space="preserve"> دوم: مطابقت تار</w:t>
+      </w:r>
+      <w:r>
+        <w:rPr>
+          <w:rFonts w:cs="Arial" w:hint="cs"/>
+          <w:rtl/>
+        </w:rPr>
+        <w:t>ی</w:t>
+      </w:r>
+      <w:r>
+        <w:rPr>
+          <w:rFonts w:cs="Arial" w:hint="eastAsia"/>
+          <w:rtl/>
+        </w:rPr>
+        <w:t>خ</w:t>
+      </w:r>
+      <w:r>
+        <w:rPr>
+          <w:rFonts w:cs="Arial"/>
+          <w:rtl/>
+        </w:rPr>
+        <w:t xml:space="preserve"> (بازه </w:t>
+      </w:r>
+      <w:r>
+        <w:rPr>
+          <w:rFonts w:cs="Arial"/>
+          <w:rtl/>
+          <w:lang w:bidi="fa-IR"/>
+        </w:rPr>
+        <w:t>۳</w:t>
+      </w:r>
+      <w:r>
+        <w:rPr>
+          <w:rFonts w:cs="Arial"/>
+          <w:rtl/>
+        </w:rPr>
+        <w:t xml:space="preserve"> روزه) و مبلغ</w:t>
+      </w:r>
+      <w:r>
+        <w:t>**:</w:t>
+      </w:r>
+    </w:p>
+    <w:p>
+      <w:pPr>
+        <w:bidi/>
+      </w:pPr>
+      <w:r>
+        <w:t xml:space="preserve">  </w:t>
+      </w:r>
+      <w:r>
+        <w:rPr>
+          <w:rFonts w:cs="Arial"/>
+          <w:rtl/>
+        </w:rPr>
+        <w:t>اگر شماره پ</w:t>
+      </w:r>
+      <w:r>
+        <w:rPr>
+          <w:rFonts w:cs="Arial" w:hint="cs"/>
+          <w:rtl/>
+        </w:rPr>
+        <w:t>ی</w:t>
+      </w:r>
+      <w:r>
+        <w:rPr>
+          <w:rFonts w:cs="Arial" w:hint="eastAsia"/>
+          <w:rtl/>
+        </w:rPr>
+        <w:t>گ</w:t>
+      </w:r>
+      <w:r>
+        <w:rPr>
+          <w:rFonts w:cs="Arial" w:hint="cs"/>
+          <w:rtl/>
+        </w:rPr>
+        <w:t>ی</w:t>
+      </w:r>
+      <w:r>
+        <w:rPr>
+          <w:rFonts w:cs="Arial" w:hint="eastAsia"/>
+          <w:rtl/>
+        </w:rPr>
+        <w:t>ر</w:t>
+      </w:r>
+      <w:r>
+        <w:rPr>
+          <w:rFonts w:cs="Arial" w:hint="cs"/>
+          <w:rtl/>
+        </w:rPr>
+        <w:t>ی</w:t>
+      </w:r>
+      <w:r>
+        <w:rPr>
+          <w:rFonts w:cs="Arial"/>
+          <w:rtl/>
+        </w:rPr>
+        <w:t xml:space="preserve"> </w:t>
+      </w:r>
+      <w:r>
+        <w:rPr>
+          <w:rFonts w:cs="Arial" w:hint="cs"/>
+          <w:rtl/>
+        </w:rPr>
+        <w:t>ی</w:t>
+      </w:r>
+      <w:r>
+        <w:rPr>
+          <w:rFonts w:cs="Arial" w:hint="eastAsia"/>
+          <w:rtl/>
+        </w:rPr>
+        <w:t>کسان</w:t>
+      </w:r>
+      <w:r>
+        <w:rPr>
+          <w:rFonts w:cs="Arial" w:hint="cs"/>
+          <w:rtl/>
+        </w:rPr>
+        <w:t>ی</w:t>
+      </w:r>
+      <w:r>
+        <w:rPr>
+          <w:rFonts w:cs="Arial"/>
+          <w:rtl/>
+        </w:rPr>
+        <w:t xml:space="preserve"> پ</w:t>
+      </w:r>
+      <w:r>
+        <w:rPr>
+          <w:rFonts w:cs="Arial" w:hint="cs"/>
+          <w:rtl/>
+        </w:rPr>
+        <w:t>ی</w:t>
+      </w:r>
+      <w:r>
+        <w:rPr>
+          <w:rFonts w:cs="Arial" w:hint="eastAsia"/>
+          <w:rtl/>
+        </w:rPr>
+        <w:t>دا</w:t>
+      </w:r>
+      <w:r>
+        <w:rPr>
+          <w:rFonts w:cs="Arial"/>
+          <w:rtl/>
+        </w:rPr>
+        <w:t xml:space="preserve"> نشود، س</w:t>
+      </w:r>
+      <w:r>
+        <w:rPr>
+          <w:rFonts w:cs="Arial" w:hint="cs"/>
+          <w:rtl/>
+        </w:rPr>
+        <w:t>ی</w:t>
+      </w:r>
+      <w:r>
+        <w:rPr>
+          <w:rFonts w:cs="Arial" w:hint="eastAsia"/>
+          <w:rtl/>
+        </w:rPr>
+        <w:t>ستم</w:t>
+      </w:r>
+      <w:r>
+        <w:rPr>
+          <w:rFonts w:cs="Arial"/>
+          <w:rtl/>
+        </w:rPr>
+        <w:t xml:space="preserve"> اسناد</w:t>
+      </w:r>
+      <w:r>
+        <w:rPr>
+          <w:rFonts w:cs="Arial" w:hint="cs"/>
+          <w:rtl/>
+        </w:rPr>
+        <w:t>ی</w:t>
+      </w:r>
+      <w:r>
+        <w:rPr>
+          <w:rFonts w:cs="Arial"/>
+          <w:rtl/>
+        </w:rPr>
+        <w:t xml:space="preserve"> را جستجو م</w:t>
+      </w:r>
+      <w:r>
+        <w:rPr>
+          <w:rFonts w:cs="Arial" w:hint="cs"/>
+          <w:rtl/>
+        </w:rPr>
+        <w:t>ی‌</w:t>
+      </w:r>
+      <w:r>
+        <w:rPr>
+          <w:rFonts w:cs="Arial" w:hint="eastAsia"/>
+          <w:rtl/>
+        </w:rPr>
+        <w:t>کند</w:t>
+      </w:r>
+      <w:r>
+        <w:rPr>
+          <w:rFonts w:cs="Arial"/>
+          <w:rtl/>
+        </w:rPr>
+        <w:t xml:space="preserve"> که تار</w:t>
+      </w:r>
+      <w:r>
+        <w:rPr>
+          <w:rFonts w:cs="Arial" w:hint="cs"/>
+          <w:rtl/>
+        </w:rPr>
+        <w:t>ی</w:t>
+      </w:r>
+      <w:r>
+        <w:rPr>
+          <w:rFonts w:cs="Arial" w:hint="eastAsia"/>
+          <w:rtl/>
+        </w:rPr>
+        <w:t>خ</w:t>
+      </w:r>
+      <w:r>
+        <w:rPr>
+          <w:rFonts w:cs="Arial"/>
+          <w:rtl/>
+        </w:rPr>
+        <w:t xml:space="preserve"> ثبت سند آن‌ها حداکثر **</w:t>
+      </w:r>
+      <w:r>
+        <w:rPr>
+          <w:rFonts w:cs="Arial"/>
+          <w:rtl/>
+          <w:lang w:bidi="fa-IR"/>
+        </w:rPr>
+        <w:t>۳</w:t>
+      </w:r>
+      <w:r>
+        <w:rPr>
+          <w:rFonts w:cs="Arial"/>
+          <w:rtl/>
+        </w:rPr>
+        <w:t xml:space="preserve"> روز قبل </w:t>
+      </w:r>
+      <w:r>
+        <w:rPr>
+          <w:rFonts w:cs="Arial" w:hint="cs"/>
+          <w:rtl/>
+        </w:rPr>
+        <w:t>ی</w:t>
+      </w:r>
+      <w:r>
+        <w:rPr>
+          <w:rFonts w:cs="Arial" w:hint="eastAsia"/>
+          <w:rtl/>
+        </w:rPr>
+        <w:t>ا</w:t>
+      </w:r>
+      <w:r>
+        <w:rPr>
+          <w:rFonts w:cs="Arial"/>
+          <w:rtl/>
+        </w:rPr>
+        <w:t xml:space="preserve"> بعد** از تار</w:t>
+      </w:r>
+      <w:r>
+        <w:rPr>
+          <w:rFonts w:cs="Arial" w:hint="cs"/>
+          <w:rtl/>
+        </w:rPr>
+        <w:t>ی</w:t>
+      </w:r>
+      <w:r>
+        <w:rPr>
+          <w:rFonts w:cs="Arial" w:hint="eastAsia"/>
+          <w:rtl/>
+        </w:rPr>
+        <w:t>خ</w:t>
+      </w:r>
+      <w:r>
+        <w:rPr>
+          <w:rFonts w:cs="Arial"/>
+          <w:rtl/>
+        </w:rPr>
+        <w:t xml:space="preserve"> تراکنش بانک باشد و مبلغ آن‌ها ن</w:t>
+      </w:r>
+      <w:r>
+        <w:rPr>
+          <w:rFonts w:cs="Arial" w:hint="cs"/>
+          <w:rtl/>
+        </w:rPr>
+        <w:t>ی</w:t>
+      </w:r>
+      <w:r>
+        <w:rPr>
+          <w:rFonts w:cs="Arial" w:hint="eastAsia"/>
+          <w:rtl/>
+        </w:rPr>
+        <w:t>ز</w:t>
+      </w:r>
+      <w:r>
+        <w:rPr>
+          <w:rFonts w:cs="Arial"/>
+          <w:rtl/>
+        </w:rPr>
+        <w:t xml:space="preserve"> دق</w:t>
+      </w:r>
+      <w:r>
+        <w:rPr>
+          <w:rFonts w:cs="Arial" w:hint="cs"/>
+          <w:rtl/>
+        </w:rPr>
+        <w:t>ی</w:t>
+      </w:r>
+      <w:r>
+        <w:rPr>
+          <w:rFonts w:cs="Arial" w:hint="eastAsia"/>
+          <w:rtl/>
+        </w:rPr>
+        <w:t>قاً</w:t>
+      </w:r>
+      <w:r>
+        <w:rPr>
+          <w:rFonts w:cs="Arial"/>
+          <w:rtl/>
+        </w:rPr>
+        <w:t xml:space="preserve"> </w:t>
+      </w:r>
+      <w:r>
+        <w:rPr>
+          <w:rFonts w:cs="Arial" w:hint="cs"/>
+          <w:rtl/>
+        </w:rPr>
+        <w:t>ی</w:t>
+      </w:r>
+      <w:r>
+        <w:rPr>
+          <w:rFonts w:cs="Arial" w:hint="eastAsia"/>
+          <w:rtl/>
+        </w:rPr>
+        <w:t>کسان</w:t>
+      </w:r>
+      <w:r>
+        <w:rPr>
+          <w:rFonts w:cs="Arial"/>
+          <w:rtl/>
+        </w:rPr>
+        <w:t xml:space="preserve"> باشد</w:t>
+      </w:r>
+      <w:r>
+        <w:t>.</w:t>
+      </w:r>
+    </w:p>
+    <w:p>
+      <w:pPr>
+        <w:bidi/>
+      </w:pPr>
+      <w:r>
+        <w:t xml:space="preserve">  </w:t>
+      </w:r>
+    </w:p>
+    <w:p>
+      <w:pPr>
+        <w:bidi/>
+      </w:pPr>
+      <w:r>
+        <w:t>* **</w:t>
+      </w:r>
+      <w:r>
+        <w:rPr>
+          <w:rFonts w:cs="Arial"/>
+          <w:rtl/>
+        </w:rPr>
+        <w:t>اولو</w:t>
+      </w:r>
+      <w:r>
+        <w:rPr>
+          <w:rFonts w:cs="Arial" w:hint="cs"/>
+          <w:rtl/>
+        </w:rPr>
+        <w:t>ی</w:t>
+      </w:r>
+      <w:r>
+        <w:rPr>
+          <w:rFonts w:cs="Arial" w:hint="eastAsia"/>
+          <w:rtl/>
+        </w:rPr>
+        <w:t>ت</w:t>
+      </w:r>
+      <w:r>
+        <w:rPr>
+          <w:rFonts w:cs="Arial"/>
+          <w:rtl/>
+        </w:rPr>
+        <w:t xml:space="preserve"> سوم: مطابقت صرفاً بر اساس مبلغ</w:t>
+      </w:r>
+      <w:r>
+        <w:t>**:</w:t>
+      </w:r>
+    </w:p>
+    <w:p>
+      <w:pPr>
+        <w:bidi/>
+      </w:pPr>
+      <w:r>
+        <w:t xml:space="preserve">  </w:t>
+      </w:r>
+      <w:r>
+        <w:rPr>
+          <w:rFonts w:cs="Arial"/>
+          <w:rtl/>
+        </w:rPr>
+        <w:t>اگر تار</w:t>
+      </w:r>
+      <w:r>
+        <w:rPr>
+          <w:rFonts w:cs="Arial" w:hint="cs"/>
+          <w:rtl/>
+        </w:rPr>
+        <w:t>ی</w:t>
+      </w:r>
+      <w:r>
+        <w:rPr>
+          <w:rFonts w:cs="Arial" w:hint="eastAsia"/>
+          <w:rtl/>
+        </w:rPr>
+        <w:t>خ</w:t>
+      </w:r>
+      <w:r>
+        <w:rPr>
+          <w:rFonts w:cs="Arial"/>
+          <w:rtl/>
+        </w:rPr>
+        <w:t xml:space="preserve"> هم همخوان</w:t>
+      </w:r>
+      <w:r>
+        <w:rPr>
+          <w:rFonts w:cs="Arial" w:hint="cs"/>
+          <w:rtl/>
+        </w:rPr>
+        <w:t>ی</w:t>
+      </w:r>
+      <w:r>
+        <w:rPr>
+          <w:rFonts w:cs="Arial"/>
+          <w:rtl/>
+        </w:rPr>
+        <w:t xml:space="preserve"> نداشت، س</w:t>
+      </w:r>
+      <w:r>
+        <w:rPr>
+          <w:rFonts w:cs="Arial" w:hint="cs"/>
+          <w:rtl/>
+        </w:rPr>
+        <w:t>ی</w:t>
+      </w:r>
+      <w:r>
+        <w:rPr>
+          <w:rFonts w:cs="Arial" w:hint="eastAsia"/>
+          <w:rtl/>
+        </w:rPr>
+        <w:t>ستم</w:t>
+      </w:r>
+      <w:r>
+        <w:rPr>
+          <w:rFonts w:cs="Arial"/>
+          <w:rtl/>
+        </w:rPr>
+        <w:t xml:space="preserve"> اول</w:t>
+      </w:r>
+      <w:r>
+        <w:rPr>
+          <w:rFonts w:cs="Arial" w:hint="cs"/>
+          <w:rtl/>
+        </w:rPr>
+        <w:t>ی</w:t>
+      </w:r>
+      <w:r>
+        <w:rPr>
+          <w:rFonts w:cs="Arial" w:hint="eastAsia"/>
+          <w:rtl/>
+        </w:rPr>
+        <w:t>ن</w:t>
+      </w:r>
+      <w:r>
+        <w:rPr>
+          <w:rFonts w:cs="Arial"/>
+          <w:rtl/>
+        </w:rPr>
+        <w:t xml:space="preserve"> سند در دفاتر حسابدار</w:t>
+      </w:r>
+      <w:r>
+        <w:rPr>
+          <w:rFonts w:cs="Arial" w:hint="cs"/>
+          <w:rtl/>
+        </w:rPr>
+        <w:t>ی</w:t>
+      </w:r>
+      <w:r>
+        <w:rPr>
+          <w:rFonts w:cs="Arial"/>
+          <w:rtl/>
+        </w:rPr>
+        <w:t xml:space="preserve"> که **دق</w:t>
+      </w:r>
+      <w:r>
+        <w:rPr>
+          <w:rFonts w:cs="Arial" w:hint="cs"/>
+          <w:rtl/>
+        </w:rPr>
+        <w:t>ی</w:t>
+      </w:r>
+      <w:r>
+        <w:rPr>
+          <w:rFonts w:cs="Arial" w:hint="eastAsia"/>
+          <w:rtl/>
+        </w:rPr>
+        <w:t>قاً</w:t>
+      </w:r>
+      <w:r>
+        <w:rPr>
+          <w:rFonts w:cs="Arial"/>
+          <w:rtl/>
+        </w:rPr>
+        <w:t xml:space="preserve"> هم‌مبلغ** با تراکنش بانک باشد را به عنوان سند متناظر انتخاب م</w:t>
+      </w:r>
+      <w:r>
+        <w:rPr>
+          <w:rFonts w:cs="Arial" w:hint="cs"/>
+          <w:rtl/>
+        </w:rPr>
+        <w:t>ی‌</w:t>
+      </w:r>
+      <w:r>
+        <w:rPr>
+          <w:rFonts w:cs="Arial" w:hint="eastAsia"/>
+          <w:rtl/>
+        </w:rPr>
+        <w:t>کند</w:t>
+      </w:r>
+      <w:r>
+        <w:t>.</w:t>
+      </w:r>
+    </w:p>
+    <w:p>
+      <w:pPr>
+        <w:bidi/>
+        <w:rPr>
+          <w:rtl/>
+          <w:lang w:bidi="fa-IR"/>
+        </w:rPr>
+      </w:pPr>
+    </w:p>
+    <w:p>
+      <w:pPr>
+        <w:bidi/>
+        <w:rPr>
+          <w:rFonts w:hint="cs"/>
+          <w:rtl/>
+          <w:lang w:bidi="fa-IR"/>
+        </w:rPr>
+      </w:pPr>
+      <w:r>
+        <w:rPr>
+          <w:rFonts w:hint="cs"/>
+          <w:rtl/>
+          <w:lang w:bidi="fa-IR"/>
+        </w:rPr>
+        <w:t xml:space="preserve">اولویت دوم و سوم رو که گفتی از </w:t>
+      </w:r>
+      <w:r>
+        <w:rPr>
+          <w:rFonts w:cs="Arial"/>
+          <w:rtl/>
+        </w:rPr>
+        <w:t>منطق و الگور</w:t>
+      </w:r>
+      <w:r>
+        <w:rPr>
+          <w:rFonts w:cs="Arial" w:hint="cs"/>
+          <w:rtl/>
+        </w:rPr>
+        <w:t>ی</w:t>
+      </w:r>
+      <w:r>
+        <w:rPr>
+          <w:rFonts w:cs="Arial" w:hint="eastAsia"/>
+          <w:rtl/>
+        </w:rPr>
+        <w:t>تم</w:t>
+      </w:r>
+      <w:r>
+        <w:rPr>
+          <w:rFonts w:cs="Arial"/>
+          <w:rtl/>
+        </w:rPr>
+        <w:t xml:space="preserve"> مغا</w:t>
+      </w:r>
+      <w:r>
+        <w:rPr>
+          <w:rFonts w:cs="Arial" w:hint="cs"/>
+          <w:rtl/>
+        </w:rPr>
+        <w:t>ی</w:t>
+      </w:r>
+      <w:r>
+        <w:rPr>
+          <w:rFonts w:cs="Arial" w:hint="eastAsia"/>
+          <w:rtl/>
+        </w:rPr>
+        <w:t>رت‌گ</w:t>
+      </w:r>
+      <w:r>
+        <w:rPr>
+          <w:rFonts w:cs="Arial" w:hint="cs"/>
+          <w:rtl/>
+        </w:rPr>
+        <w:t>ی</w:t>
+      </w:r>
+      <w:r>
+        <w:rPr>
+          <w:rFonts w:cs="Arial" w:hint="eastAsia"/>
+          <w:rtl/>
+        </w:rPr>
+        <w:t>ر</w:t>
+      </w:r>
+      <w:r>
+        <w:rPr>
+          <w:rFonts w:cs="Arial" w:hint="cs"/>
+          <w:rtl/>
+        </w:rPr>
+        <w:t xml:space="preserve">ی حذف کن و با استفاده از هوش مصنوعی ، الگوریتمهایی رو پیدا کن که اگر در اولویت اول مواردی با هم تطبیق داده نشد ، بتونه نزدیکترین موارد رو به همدیگه در بانک و دفاتر پیدا کنه و با ذکر یک ستون به عنوان درصد احتمال قطعی بودن </w:t>
+      </w:r>
+      <w:r>
+        <w:rPr>
+          <w:rFonts w:cs="Arial" w:hint="cs"/>
+          <w:rtl/>
+          <w:lang w:bidi="fa-IR"/>
+        </w:rPr>
+        <w:t xml:space="preserve">در </w:t>
+      </w:r>
+      <w:proofErr w:type="spellStart"/>
+      <w:r>
+        <w:rPr>
+          <w:lang w:bidi="fa-IR"/>
+        </w:rPr>
+        <w:t>tcBank</w:t>
+      </w:r>
+      <w:proofErr w:type="spellEnd"/>
+      <w:r>
+        <w:rPr>
+          <w:rFonts w:hint="cs"/>
+          <w:rtl/>
+          <w:lang w:bidi="fa-IR"/>
+        </w:rPr>
+        <w:t xml:space="preserve"> در دیتاگرید تب پیشنهاد برای رفع مغایرت بانک و در </w:t>
+      </w:r>
+      <w:proofErr w:type="spellStart"/>
+      <w:r>
+        <w:rPr>
+          <w:lang w:bidi="fa-IR"/>
+        </w:rPr>
+        <w:t>tcAsnad</w:t>
+      </w:r>
+      <w:proofErr w:type="spellEnd"/>
+      <w:r>
+        <w:rPr>
+          <w:rFonts w:hint="cs"/>
+          <w:rtl/>
+          <w:lang w:bidi="fa-IR"/>
+        </w:rPr>
+        <w:t xml:space="preserve"> در دیتاگرید تب پیشنهاد برای رفع مغایرت دفتر نمایش داده شود و همچنین</w:t>
+      </w:r>
+    </w:p>
+    <w:p>
+      <w:pPr>
+        <w:bidi/>
+        <w:rPr>
+          <w:rtl/>
+          <w:lang w:bidi="fa-IR"/>
+        </w:rPr>
+      </w:pPr>
+      <w:r>
+        <w:rPr>
+          <w:rFonts w:hint="cs"/>
+          <w:rtl/>
+          <w:lang w:bidi="fa-IR"/>
+        </w:rPr>
+        <w:t>در دیتاگرید تب پیشنهاد برای رفع مغایرت بانک</w:t>
+      </w:r>
+    </w:p>
+    <w:p>
+      <w:pPr>
+        <w:bidi/>
+        <w:rPr>
+          <w:rFonts w:hint="cs"/>
+          <w:rtl/>
+          <w:lang w:bidi="fa-IR"/>
+        </w:rPr>
+      </w:pPr>
+      <w:r>
+        <w:rPr>
+          <w:rFonts w:hint="cs"/>
+          <w:rtl/>
+          <w:lang w:bidi="fa-IR"/>
+        </w:rPr>
+        <w:t xml:space="preserve">ستونها با عنوان سرستون : ردیف ، تاریخ بانک ، شماره پیگیری بانک ، برداشت ( بدهکار ) بانک ، واریز ( بستاکار ) بانک ، شرح بانک ، واریز کنند / ذینفع بانک و سند دفتر ، تاریخ دفتر ، بدهکار دفتر ، بستانکار دفتر ، شماره پیگیری دفتر ، شرح ردیف دفتر </w:t>
+      </w:r>
+    </w:p>
+    <w:p>
+      <w:pPr>
+        <w:bidi/>
+        <w:rPr>
+          <w:rFonts w:hint="cs"/>
+          <w:rtl/>
+          <w:lang w:bidi="fa-IR"/>
+        </w:rPr>
+      </w:pPr>
+      <w:r>
+        <w:rPr>
+          <w:rFonts w:hint="cs"/>
+          <w:rtl/>
+          <w:lang w:bidi="fa-IR"/>
+        </w:rPr>
+        <w:t>بیاید و رنگ ستونهای مربوط به دفتر با رنگ ستونهای مربوط به بانک متفاوت ولی رنگها ملایم باشند و یک ستون دکمه هم بعد از ستون شرح ردیف دفتر با متن دکمه رفع مغایرت قرار بده که با کلیک روی اون ، این رکورد از صف مغایرات خارج و جزو ارقام بسته قرار بگیرد</w:t>
+      </w:r>
+    </w:p>
+    <w:p>
+      <w:pPr>
+        <w:bidi/>
+        <w:rPr>
+          <w:rtl/>
+          <w:lang w:bidi="fa-IR"/>
+        </w:rPr>
+      </w:pPr>
+    </w:p>
+    <w:p>
+      <w:pPr>
+        <w:bidi/>
+        <w:rPr>
+          <w:rtl/>
+          <w:lang w:bidi="fa-IR"/>
+        </w:rPr>
+      </w:pPr>
+    </w:p>
+    <w:p>
+      <w:pPr>
+        <w:bidi/>
+        <w:rPr>
+          <w:rtl/>
+          <w:lang w:bidi="fa-IR"/>
+        </w:rPr>
+      </w:pPr>
+      <w:r>
+        <w:rPr>
+          <w:rFonts w:hint="cs"/>
+          <w:rtl/>
+          <w:lang w:bidi="fa-IR"/>
+        </w:rPr>
+        <w:t>در دیتاگرید تب پیشنهاد برای رفع مغایرت دفتر</w:t>
+      </w:r>
+    </w:p>
+    <w:p>
+      <w:pPr>
+        <w:bidi/>
+        <w:rPr>
+          <w:rFonts w:hint="cs"/>
+          <w:rtl/>
+          <w:lang w:bidi="fa-IR"/>
+        </w:rPr>
+      </w:pPr>
+      <w:r>
+        <w:rPr>
+          <w:rFonts w:hint="cs"/>
+          <w:rtl/>
+          <w:lang w:bidi="fa-IR"/>
+        </w:rPr>
+        <w:t>ستونها با عنوان سرستون : ردیف ، سند دفتر ، تاریخ دفتر ، بدهکار دفتر ، بستانکار دفتر ، شماره پیگیری دفتر ، شرح ردیف دفتر ، تاریخ بانک شماره پیگیری بانک ، برداشت ( بدهکار ) بانک ، واریز ( بستاکار ) بانک ، شرح بانک ، واریز کنند / ذینفع بانک</w:t>
+      </w:r>
+    </w:p>
+    <w:p>
+      <w:pPr>
+        <w:bidi/>
+        <w:rPr>
+          <w:lang w:bidi="fa-IR"/>
+        </w:rPr>
+      </w:pPr>
+      <w:r>
+        <w:rPr>
+          <w:rFonts w:hint="cs"/>
+          <w:rtl/>
+          <w:lang w:bidi="fa-IR"/>
+        </w:rPr>
+        <w:t>بیاید و رنگ ستونهای مربوط به دفتر با رنگ ستونهای مربوط به بانک متفاوت ولی رنگها ملایم باشند و یک ستون دکمه هم بعد از ستون واریز کنند / ذینفع بانک با متن دکمه رفع مغایرت قرار بده که با کلیک روی اون ، این رکورد از صف مغایرات خارج و جزو ارقام بسته قرار بگیرد</w:t>
+      </w:r>
+    </w:p>
+    <w:p>
+      <w:pPr>
+        <w:bidi/>
+        <w:rPr>
+          <w:lang w:bidi="fa-IR"/>
+        </w:rPr>
+      </w:pPr>
+    </w:p>
+    <w:p>
+      <w:pPr>
+        <w:bidi/>
+        <w:rPr>
+          <w:lang w:bidi="fa-IR"/>
+        </w:rPr>
+      </w:pPr>
+    </w:p>
+    <w:p>
+      <w:pPr>
+        <w:bidi/>
+        <w:rPr>
+          <w:lang w:bidi="fa-IR"/>
+        </w:rPr>
+      </w:pPr>
+      <w:r>
+        <w:rPr>
+          <w:lang w:bidi="fa-IR"/>
+        </w:rPr>
+        <w:t>99999999999999999999999</w:t>
+      </w:r>
+    </w:p>
+    <w:p>
+      <w:pPr>
+        <w:bidi/>
+        <w:rPr>
+          <w:lang w:bidi="fa-IR"/>
+        </w:rPr>
+      </w:pPr>
+    </w:p>
+    <w:p>
+      <w:pPr>
+        <w:bidi/>
+        <w:rPr>
+          <w:rFonts w:hint="cs"/>
+          <w:rtl/>
+          <w:lang w:bidi="fa-IR"/>
+        </w:rPr>
+      </w:pPr>
+      <w:r>
+        <w:rPr>
+          <w:rFonts w:hint="cs"/>
+          <w:rtl/>
+          <w:lang w:bidi="fa-IR"/>
+        </w:rPr>
+        <w:t xml:space="preserve">در </w:t>
+      </w:r>
+      <w:proofErr w:type="spellStart"/>
+      <w:r>
+        <w:rPr>
+          <w:lang w:bidi="fa-IR"/>
+        </w:rPr>
+        <w:t>tcAsnad</w:t>
+      </w:r>
+      <w:proofErr w:type="spellEnd"/>
+      <w:r>
+        <w:rPr>
+          <w:rFonts w:hint="cs"/>
+          <w:rtl/>
+          <w:lang w:bidi="fa-IR"/>
+        </w:rPr>
+        <w:t xml:space="preserve"> در دیتاگرید</w:t>
+      </w:r>
+      <w:r>
+        <w:rPr>
+          <w:lang w:bidi="fa-IR"/>
+        </w:rPr>
+        <w:t xml:space="preserve"> </w:t>
+      </w:r>
+      <w:r>
+        <w:rPr>
+          <w:rFonts w:hint="cs"/>
+          <w:rtl/>
+          <w:lang w:bidi="fa-IR"/>
+        </w:rPr>
+        <w:t xml:space="preserve"> تمام تب ها </w:t>
+      </w:r>
+    </w:p>
+    <w:p>
+      <w:pPr>
+        <w:bidi/>
+        <w:rPr>
+          <w:rFonts w:hint="cs"/>
+          <w:rtl/>
+          <w:lang w:bidi="fa-IR"/>
+        </w:rPr>
+      </w:pPr>
+      <w:r>
+        <w:rPr>
+          <w:rFonts w:hint="cs"/>
+          <w:rtl/>
+          <w:lang w:bidi="fa-IR"/>
+        </w:rPr>
+        <w:t>می خوام که یک ستون دکمه بعد از ستون ردیف با متن</w:t>
+      </w:r>
+    </w:p>
+    <w:p>
+      <w:pPr>
+        <w:bidi/>
+        <w:rPr>
+          <w:rtl/>
+          <w:lang w:bidi="fa-IR"/>
+        </w:rPr>
+      </w:pPr>
+      <w:r>
+        <w:rPr>
+          <w:rFonts w:hint="cs"/>
+          <w:rtl/>
+          <w:lang w:bidi="fa-IR"/>
+        </w:rPr>
+        <w:lastRenderedPageBreak/>
+        <w:t>سند</w:t>
+      </w:r>
+    </w:p>
+    <w:p>
+      <w:pPr>
+        <w:bidi/>
+        <w:rPr>
+          <w:rFonts w:hint="cs"/>
+          <w:rtl/>
+          <w:lang w:bidi="fa-IR"/>
+        </w:rPr>
+      </w:pPr>
+      <w:r>
+        <w:rPr>
+          <w:rFonts w:hint="cs"/>
+          <w:rtl/>
+          <w:lang w:bidi="fa-IR"/>
+        </w:rPr>
+        <w:t>قرار بگیره که می خوام با کلیک روی این دکمه ، سند مربوطه در حالیت ویرایش باز بشه و کرسر به ردیف مربوطه در اون سند به ستون شماره پیگیری منتقل بشه و می خوام که در برنامه به گونه ای تعبیه بشه که وقتی از اینجا با کلیک روی دکمه سند ، فرم سند در حالت ویرایش باز شد ، برنامه به خاطر بسپاره که دستور باز شدن فرم سند در حالت ویرایش از کجا و با کلیک روی دکمه سند داده شده بود ، و بعد از بسته شدن فرم سند دوباره کرسر به همین جا برگردد</w:t>
+      </w:r>
+    </w:p>
+    <w:p>
+      <w:pPr>
+        <w:bidi/>
+        <w:rPr>
+          <w:rtl/>
+          <w:lang w:bidi="fa-IR"/>
+        </w:rPr>
+      </w:pPr>
+      <w:r>
+        <w:rPr>
+          <w:rFonts w:hint="cs"/>
+          <w:rtl/>
+          <w:lang w:bidi="fa-IR"/>
+        </w:rPr>
+        <w:t xml:space="preserve">و می خوام که </w:t>
+      </w:r>
+    </w:p>
+    <w:p>
+      <w:pPr>
+        <w:bidi/>
+        <w:rPr>
+          <w:rtl/>
+          <w:lang w:bidi="fa-IR"/>
+        </w:rPr>
+      </w:pPr>
+      <w:r>
+        <w:rPr>
+          <w:rFonts w:hint="cs"/>
+          <w:rtl/>
+          <w:lang w:bidi="fa-IR"/>
+        </w:rPr>
+        <w:t xml:space="preserve">در </w:t>
+      </w:r>
+      <w:proofErr w:type="spellStart"/>
+      <w:r>
+        <w:rPr>
+          <w:lang w:bidi="fa-IR"/>
+        </w:rPr>
+        <w:t>tcAsnad</w:t>
+      </w:r>
+      <w:proofErr w:type="spellEnd"/>
+      <w:r>
+        <w:rPr>
+          <w:rFonts w:hint="cs"/>
+          <w:rtl/>
+          <w:lang w:bidi="fa-IR"/>
+        </w:rPr>
+        <w:t xml:space="preserve"> در دیتاگرید</w:t>
+      </w:r>
+      <w:r>
+        <w:rPr>
+          <w:lang w:bidi="fa-IR"/>
+        </w:rPr>
+        <w:t xml:space="preserve"> </w:t>
+      </w:r>
+      <w:r>
+        <w:rPr>
+          <w:rFonts w:hint="cs"/>
+          <w:rtl/>
+          <w:lang w:bidi="fa-IR"/>
+        </w:rPr>
+        <w:t xml:space="preserve"> تمام تب ها</w:t>
+      </w:r>
+    </w:p>
+    <w:p>
+      <w:pPr>
+        <w:bidi/>
+        <w:rPr>
+          <w:rFonts w:hint="cs"/>
+          <w:rtl/>
+          <w:lang w:bidi="fa-IR"/>
+        </w:rPr>
+      </w:pPr>
+      <w:r>
+        <w:rPr>
+          <w:rFonts w:hint="cs"/>
+          <w:rtl/>
+          <w:lang w:bidi="fa-IR"/>
+        </w:rPr>
+        <w:t>ستون شماره پیگیری بطور مستقیم در خود دیتاگرید قابل ویرایش باشه و بعد از ویرایش به محض خروج کرسر از سلول ، فیلد شماره پیگیری در تیبل مربوطه در دیتابیس آپدیت بشه و بصورت لحظه ای اگر بعد از آپدیت این فیلد رکورد طبق منطق مغایرت گیری اگر شرایط رو داشت از صف مغایرات خارج بشه و به رکوردهای ارقام بسته ملحق بشه</w:t>
+      </w:r>
+    </w:p>
+    <w:p>
+      <w:pPr>
+        <w:bidi/>
+        <w:rPr>
+          <w:rFonts w:hint="cs"/>
+          <w:rtl/>
+          <w:lang w:bidi="fa-IR"/>
+        </w:rPr>
+      </w:pPr>
+    </w:p>
+    <w:p>
+      <w:pPr>
+        <w:bidi/>
+        <w:rPr>
+          <w:rFonts w:hint="cs"/>
+          <w:rtl/>
+          <w:lang w:bidi="fa-IR"/>
+        </w:rPr>
+      </w:pPr>
+      <w:r>
+        <w:rPr>
+          <w:rFonts w:hint="cs"/>
+          <w:rtl/>
+          <w:lang w:bidi="fa-IR"/>
+        </w:rPr>
+        <w:t>الان</w:t>
+      </w:r>
+    </w:p>
+    <w:p>
+      <w:pPr>
+        <w:bidi/>
+        <w:rPr>
+          <w:rtl/>
+          <w:lang w:bidi="fa-IR"/>
+        </w:rPr>
+      </w:pPr>
+      <w:r>
+        <w:rPr>
+          <w:rFonts w:hint="cs"/>
+          <w:rtl/>
+          <w:lang w:bidi="fa-IR"/>
+        </w:rPr>
+        <w:t xml:space="preserve">در </w:t>
+      </w:r>
+      <w:proofErr w:type="spellStart"/>
+      <w:r>
+        <w:rPr>
+          <w:lang w:bidi="fa-IR"/>
+        </w:rPr>
+        <w:t>tcAsnad</w:t>
+      </w:r>
+      <w:proofErr w:type="spellEnd"/>
+      <w:r>
+        <w:rPr>
+          <w:rFonts w:hint="cs"/>
+          <w:rtl/>
+          <w:lang w:bidi="fa-IR"/>
+        </w:rPr>
+        <w:t xml:space="preserve"> در دیتاگرید</w:t>
+      </w:r>
+      <w:r>
+        <w:rPr>
+          <w:lang w:bidi="fa-IR"/>
+        </w:rPr>
+        <w:t xml:space="preserve"> </w:t>
+      </w:r>
+      <w:r>
+        <w:rPr>
+          <w:rFonts w:hint="cs"/>
+          <w:rtl/>
+          <w:lang w:bidi="fa-IR"/>
+        </w:rPr>
+        <w:t xml:space="preserve"> تمام تب ها</w:t>
+      </w:r>
+    </w:p>
+    <w:p>
+      <w:pPr>
+        <w:bidi/>
+        <w:rPr>
+          <w:rFonts w:hint="cs"/>
+          <w:rtl/>
+          <w:lang w:bidi="fa-IR"/>
+        </w:rPr>
+      </w:pPr>
+      <w:r>
+        <w:rPr>
+          <w:rFonts w:hint="cs"/>
+          <w:rtl/>
+          <w:lang w:bidi="fa-IR"/>
+        </w:rPr>
+        <w:t>بعد از ویرایش ستون شماره پیگیری پیام خطا طبق تصویر پیوست داده می شه</w:t>
+      </w:r>
+    </w:p>
+    <w:p>
+      <w:pPr>
+        <w:bidi/>
+        <w:rPr>
+          <w:lang w:bidi="fa-IR"/>
+        </w:rPr>
+      </w:pPr>
+    </w:p>
+    <w:p>
+      <w:pPr>
+        <w:bidi/>
+        <w:rPr>
+          <w:lang w:bidi="fa-IR"/>
+        </w:rPr>
+      </w:pPr>
+    </w:p>
+    <w:p>
+      <w:pPr>
+        <w:bidi/>
+        <w:rPr>
+          <w:lang w:bidi="fa-IR"/>
+        </w:rPr>
+      </w:pPr>
+    </w:p>
+    <w:p>
+      <w:pPr>
+        <w:bidi/>
+        <w:rPr>
+          <w:rtl/>
+          <w:lang w:bidi="fa-IR"/>
+        </w:rPr>
+      </w:pPr>
+      <w:r>
+        <w:rPr>
+          <w:rFonts w:hint="cs"/>
+          <w:rtl/>
+          <w:lang w:bidi="fa-IR"/>
+        </w:rPr>
+        <w:t xml:space="preserve">به الگوریم </w:t>
+      </w:r>
+    </w:p>
+    <w:p>
+      <w:pPr>
+        <w:bidi/>
+        <w:rPr>
+          <w:rtl/>
+          <w:lang w:bidi="fa-IR"/>
+        </w:rPr>
+      </w:pPr>
+      <w:r>
+        <w:rPr>
+          <w:rFonts w:hint="cs"/>
+          <w:rtl/>
+          <w:lang w:bidi="fa-IR"/>
+        </w:rPr>
+        <w:t>پیشنهاد برای رفع مغایرت</w:t>
+      </w:r>
+    </w:p>
+    <w:p>
+      <w:pPr>
+        <w:bidi/>
+        <w:rPr>
+          <w:rFonts w:hint="cs"/>
+          <w:rtl/>
+          <w:lang w:bidi="fa-IR"/>
+        </w:rPr>
+      </w:pPr>
+      <w:r>
+        <w:rPr>
+          <w:rFonts w:hint="cs"/>
+          <w:rtl/>
+          <w:lang w:bidi="fa-IR"/>
+        </w:rPr>
+        <w:t>این موارد را هم اضافه کن</w:t>
+      </w:r>
+    </w:p>
+    <w:p>
+      <w:pPr>
+        <w:bidi/>
+        <w:rPr>
+          <w:rtl/>
+          <w:lang w:bidi="fa-IR"/>
+        </w:rPr>
+      </w:pPr>
+    </w:p>
+    <w:p>
+      <w:pPr>
+        <w:bidi/>
+        <w:rPr>
+          <w:rFonts w:hint="cs"/>
+          <w:rtl/>
+          <w:lang w:bidi="fa-IR"/>
+        </w:rPr>
+      </w:pPr>
+      <w:r>
+        <w:rPr>
+          <w:rFonts w:hint="cs"/>
+          <w:rtl/>
+          <w:lang w:bidi="fa-IR"/>
+        </w:rPr>
+        <w:t>ممکن است شماره پیگیری در رکوردهای بانک و رکوردهای دفتر یکی باشد ولی مبلغ بدهکار بانک با مبلغ بستانکار دفتر برابر نباشد</w:t>
+      </w:r>
+    </w:p>
+    <w:p>
+      <w:pPr>
+        <w:bidi/>
+        <w:rPr>
+          <w:rFonts w:hint="cs"/>
+          <w:rtl/>
+          <w:lang w:bidi="fa-IR"/>
+        </w:rPr>
+      </w:pPr>
+      <w:r>
+        <w:rPr>
+          <w:rFonts w:hint="cs"/>
+          <w:rtl/>
+          <w:lang w:bidi="fa-IR"/>
+        </w:rPr>
+        <w:t>ممکن است شماره پیگیری در رکوردهای بانک و رکوردهای دفتر یکی باشد ولی مبلغ بستانکار بانک با مبلغ بدهکار دفتر برابر نباشد</w:t>
+      </w:r>
+    </w:p>
+    <w:p>
+      <w:pPr>
+        <w:bidi/>
+        <w:rPr>
+          <w:rtl/>
+          <w:lang w:bidi="fa-IR"/>
+        </w:rPr>
+      </w:pPr>
+      <w:r>
+        <w:rPr>
+          <w:rFonts w:hint="cs"/>
+          <w:rtl/>
+          <w:lang w:bidi="fa-IR"/>
+        </w:rPr>
+        <w:t>ممکن است شماره پیگیری در رکوردهای بانک و رکوردهای دفتر یکی باشد ولی مبلغ بدهکار دفتر اشتباها در بستانکار دفتر ثبت شده باشد</w:t>
+      </w:r>
+    </w:p>
+    <w:p>
+      <w:pPr>
+        <w:bidi/>
+        <w:rPr>
+          <w:rtl/>
+          <w:lang w:bidi="fa-IR"/>
+        </w:rPr>
+      </w:pPr>
+      <w:r>
+        <w:rPr>
+          <w:rFonts w:hint="cs"/>
+          <w:rtl/>
+          <w:lang w:bidi="fa-IR"/>
+        </w:rPr>
+        <w:t>ممکن است شماره پیگیری در رکوردهای بانک و رکوردهای دفتر یکی باشد ولی مبلغ بستانکار دفتر اشتباها در بدهکار دفتر ثبت شده باشد</w:t>
+      </w:r>
+    </w:p>
+    <w:p>
+      <w:pPr>
+        <w:bidi/>
+        <w:rPr>
+          <w:rFonts w:hint="cs"/>
+          <w:rtl/>
+          <w:lang w:bidi="fa-IR"/>
+        </w:rPr>
+      </w:pPr>
+      <w:r>
+        <w:rPr>
+          <w:rFonts w:hint="cs"/>
+          <w:rtl/>
+          <w:lang w:bidi="fa-IR"/>
+        </w:rPr>
+        <w:t>ممکن است شماره پیگیری در رکوردهای بانک و رکوردهای دفتر یکی باشد ولی مبلغ بدهکار دفتر در حد جابجایی یک رقم و یا اشتباه خوردن یک رقم ، مثلا در مرتبه یکان و یا دهگان و یا صدگان و ... مثلا به جای عدد 2 عدد 3 ثبت شده باشد ، همین امر ممکن است در رقمهای مشابه دیگر و یا رقمهایی که در صفحه کلید نزدیک هم هستند هم اتفاق افتاده باشد</w:t>
+      </w:r>
+    </w:p>
+    <w:p>
+      <w:pPr>
+        <w:bidi/>
+        <w:rPr>
+          <w:rFonts w:hint="cs"/>
+          <w:rtl/>
+          <w:lang w:bidi="fa-IR"/>
+        </w:rPr>
+      </w:pPr>
+      <w:r>
+        <w:rPr>
+          <w:rFonts w:hint="cs"/>
+          <w:rtl/>
+          <w:lang w:bidi="fa-IR"/>
+        </w:rPr>
+        <w:lastRenderedPageBreak/>
+        <w:t>ممکن است شماره پیگیری در رکوردهای بانک و رکوردهای دفتر یکی باشد ولی مبلغ بستانکار دفتر در حد جابجایی یک رقم و یا اشتباه خوردن یک رقم ، مثلا در مرتبه یکان و یا دهگان و یا صدگان و ... مثلا به جای عدد 2 عدد 3 ثبت شده باشد ، همین امر ممکن است در رقمهای مشابه دیگر و یا رقمهایی که در صفحه کلید نزدیک هم هستند هم اتفاق افتاده باشد</w:t>
+      </w:r>
+    </w:p>
+    <w:p>
+      <w:pPr>
+        <w:bidi/>
+        <w:rPr>
+          <w:rFonts w:hint="cs"/>
+          <w:rtl/>
+          <w:lang w:bidi="fa-IR"/>
+        </w:rPr>
+      </w:pPr>
+      <w:r>
+        <w:rPr>
+          <w:rFonts w:hint="cs"/>
+          <w:rtl/>
+          <w:lang w:bidi="fa-IR"/>
+        </w:rPr>
+        <w:t>ممکن است مبلغ بدهکار دفتر با مبلغ بستانکار بانک یکسان باشد ولی شماره پیگیری در رکوردهای بانک و رکوردهای دفتر در حد جابجایی یک رقم و یا اشتباه خوردن یک رقم ، مثلا در مرتبه یکان و یا دهگان و یا صدگان و ... مثلا به جای عدد 2 عدد 3 ثبت شده باشد ، همین امر ممکن است در رقمهای مشابه دیگر و یا رقمهایی که در صفحه کلید نزدیک هم هستند هم اتفاق افتاده باشد</w:t>
+      </w:r>
+    </w:p>
+    <w:p>
+      <w:pPr>
+        <w:bidi/>
+        <w:rPr>
+          <w:rFonts w:hint="cs"/>
+          <w:rtl/>
+          <w:lang w:bidi="fa-IR"/>
+        </w:rPr>
+      </w:pPr>
+      <w:r>
+        <w:rPr>
+          <w:rFonts w:hint="cs"/>
+          <w:rtl/>
+          <w:lang w:bidi="fa-IR"/>
+        </w:rPr>
+        <w:t>ممکن است مبلغ بستانکار دفتر با مبلغ بدهکار بانک یکسان باشد ولی شماره پیگیری در رکوردهای بانک و رکوردهای دفتر در حد جابجایی یک رقم و یا اشتباه خوردن یک رقم ، مثلا در مرتبه یکان و یا دهگان و یا صدگان و ... مثلا به جای عدد 2 عدد 3 ثبت شده باشد ، همین امر ممکن است در رقمهای مشابه دیگر و یا رقمهایی که در صفحه کلید نزدیک هم هستند هم اتفاق افتاده باشد</w:t>
+      </w:r>
+    </w:p>
+    <w:p>
+      <w:pPr>
+        <w:bidi/>
+        <w:rPr>
+          <w:rFonts w:hint="cs"/>
+          <w:rtl/>
+          <w:lang w:bidi="fa-IR"/>
+        </w:rPr>
+      </w:pPr>
+    </w:p>
+    <w:p>
+      <w:pPr>
+        <w:bidi/>
+        <w:rPr>
+          <w:lang w:bidi="fa-IR"/>
+        </w:rPr>
+      </w:pPr>
+      <w:r>
+        <w:rPr>
+          <w:rFonts w:hint="cs"/>
+          <w:rtl/>
+          <w:lang w:bidi="fa-IR"/>
+        </w:rPr>
+        <w:t>با استفاده از موارد بالا می توانی الگوریتم پیشنهاد برای رفع مغایرت را قوی تر کنی</w:t>
+      </w:r>
+    </w:p>
+    <w:p>
+      <w:pPr>
+        <w:bidi/>
+        <w:rPr>
           <w:lang w:bidi="fa-IR"/>
         </w:rPr>
       </w:pPr>
       <w:bookmarkStart w:id="0" w:name="_GoBack"/>
       <w:bookmarkEnd w:id="0"/>
+    </w:p>
+    <w:p>
+      <w:pPr>
+        <w:bidi/>
+        <w:rPr>
+          <w:rtl/>
+          <w:lang w:bidi="fa-IR"/>
+        </w:rPr>
+      </w:pPr>
+    </w:p>
+    <w:p>
+      <w:pPr>
+        <w:bidi/>
+        <w:rPr>
+          <w:rtl/>
+          <w:lang w:bidi="fa-IR"/>
+        </w:rPr>
+      </w:pPr>
+      <w:r>
+        <w:rPr>
+          <w:rFonts w:hint="cs"/>
+          <w:rtl/>
+          <w:lang w:bidi="fa-IR"/>
+        </w:rPr>
+        <w:t>در فرم</w:t>
+      </w:r>
+    </w:p>
+    <w:p>
+      <w:pPr>
+        <w:bidi/>
+        <w:rPr>
+          <w:rtl/>
+          <w:lang w:bidi="fa-IR"/>
+        </w:rPr>
+      </w:pPr>
+      <w:proofErr w:type="spellStart"/>
+      <w:r>
+        <w:rPr>
+          <w:lang w:bidi="fa-IR"/>
+        </w:rPr>
+        <w:t>HesabdaryForm</w:t>
+      </w:r>
+      <w:proofErr w:type="spellEnd"/>
+    </w:p>
+    <w:p>
+      <w:pPr>
+        <w:bidi/>
+        <w:rPr>
+          <w:rtl/>
+          <w:lang w:bidi="fa-IR"/>
+        </w:rPr>
+      </w:pPr>
+      <w:r>
+        <w:rPr>
+          <w:rFonts w:hint="cs"/>
+          <w:rtl/>
+          <w:lang w:bidi="fa-IR"/>
+        </w:rPr>
+        <w:t>در تب مغایرات بانکی</w:t>
+      </w:r>
+    </w:p>
+    <w:p>
+      <w:pPr>
+        <w:bidi/>
+        <w:rPr>
+          <w:rtl/>
+          <w:lang w:bidi="fa-IR"/>
+        </w:rPr>
+      </w:pPr>
+      <w:proofErr w:type="spellStart"/>
+      <w:proofErr w:type="gramStart"/>
+      <w:r>
+        <w:rPr>
+          <w:lang w:bidi="fa-IR"/>
+        </w:rPr>
+        <w:t>lblBankReconciliation</w:t>
+      </w:r>
+      <w:proofErr w:type="spellEnd"/>
+      <w:proofErr w:type="gramEnd"/>
+    </w:p>
+    <w:p>
+      <w:pPr>
+        <w:bidi/>
+        <w:rPr>
+          <w:rtl/>
+          <w:lang w:bidi="fa-IR"/>
+        </w:rPr>
+      </w:pPr>
+      <w:r>
+        <w:rPr>
+          <w:rFonts w:hint="cs"/>
+          <w:rtl/>
+          <w:lang w:bidi="fa-IR"/>
+        </w:rPr>
+        <w:t xml:space="preserve">می خوام که بتونم اطلاعات بانکی هر یک از بانکها رو که در قالب یک فایل </w:t>
+      </w:r>
+      <w:r>
+        <w:rPr>
+          <w:lang w:bidi="fa-IR"/>
+        </w:rPr>
+        <w:t>csv</w:t>
+      </w:r>
+      <w:r>
+        <w:rPr>
+          <w:rFonts w:hint="cs"/>
+          <w:rtl/>
+          <w:lang w:bidi="fa-IR"/>
+        </w:rPr>
+        <w:t xml:space="preserve"> و یا در قالب یک فایل اکسل از بانک گرفته ام وارد برنامه کنم و بعد این اطلاعات رو برای هر بانک و یا برای کلیه بانکها ، بتونم با اطلاعات رکوردهای سندهای ثبت شده خودم مقایسه کنم و مغایرات احتمالی بین اونها رو پیدا کنم</w:t>
+      </w:r>
+    </w:p>
+    <w:p>
+      <w:pPr>
+        <w:bidi/>
+        <w:rPr>
+          <w:rtl/>
+          <w:lang w:bidi="fa-IR"/>
+        </w:rPr>
+      </w:pPr>
+      <w:r>
+        <w:rPr>
+          <w:rFonts w:hint="cs"/>
+          <w:rtl/>
+          <w:lang w:bidi="fa-IR"/>
+        </w:rPr>
+        <w:t>پیشنهاد تو برای انجام این کار چی هست</w:t>
+      </w:r>
+    </w:p>
+    <w:p>
+      <w:pPr>
+        <w:bidi/>
+        <w:rPr>
+          <w:rtl/>
+          <w:lang w:bidi="fa-IR"/>
+        </w:rPr>
+      </w:pPr>
+      <w:r>
+        <w:rPr>
+          <w:rFonts w:hint="cs"/>
+          <w:rtl/>
+          <w:lang w:bidi="fa-IR"/>
+        </w:rPr>
+        <w:t>طرح خودت رو بگو تا من بخونم</w:t>
+      </w:r>
+    </w:p>
+    <w:p>
+      <w:pPr>
+        <w:bidi/>
+        <w:rPr>
+          <w:rtl/>
+          <w:lang w:bidi="fa-IR"/>
+        </w:rPr>
+      </w:pPr>
+    </w:p>
+    <w:p>
+      <w:pPr>
+        <w:bidi/>
+        <w:rPr>
+          <w:rtl/>
+          <w:lang w:bidi="fa-IR"/>
+        </w:rPr>
+      </w:pPr>
+    </w:p>
+    <w:p>
+      <w:pPr>
+        <w:bidi/>
+        <w:rPr>
+          <w:rtl/>
+          <w:lang w:bidi="fa-IR"/>
+        </w:rPr>
+      </w:pPr>
+      <w:r>
+        <w:rPr>
+          <w:rFonts w:hint="cs"/>
+          <w:rtl/>
+          <w:lang w:bidi="fa-IR"/>
+        </w:rPr>
+        <w:t>9999999999999999999999999999999999999</w:t>
+      </w:r>
+    </w:p>
+    <w:p>
+      <w:pPr>
+        <w:bidi/>
+        <w:rPr>
+          <w:rtl/>
+          <w:lang w:bidi="fa-IR"/>
+        </w:rPr>
+      </w:pPr>
+    </w:p>
+    <w:p>
+      <w:pPr>
+        <w:bidi/>
+        <w:rPr>
+          <w:rtl/>
+          <w:lang w:bidi="fa-IR"/>
+        </w:rPr>
+      </w:pPr>
+    </w:p>
+    <w:p>
+      <w:pPr>
+        <w:pStyle w:val="NormalWeb"/>
+        <w:bidi/>
+      </w:pPr>
+    </w:p>
+    <w:p>
+      <w:pPr>
+        <w:pStyle w:val="NormalWeb"/>
+        <w:bidi/>
+      </w:pPr>
+    </w:p>
+    <w:p>
+      <w:pPr>
+        <w:pStyle w:val="NormalWeb"/>
+        <w:bidi/>
+      </w:pPr>
+    </w:p>
+    <w:p>
+      <w:pPr>
+        <w:pStyle w:val="NormalWeb"/>
+        <w:bidi/>
+      </w:pPr>
+      <w:r>
+        <w:rPr>
+          <w:rtl/>
+        </w:rPr>
+        <w:t xml:space="preserve">در این فرم </w:t>
+      </w:r>
+    </w:p>
+    <w:p>
+      <w:pPr>
+        <w:pStyle w:val="NormalWeb"/>
+        <w:bidi/>
+      </w:pPr>
+      <w:proofErr w:type="spellStart"/>
+      <w:r>
+        <w:lastRenderedPageBreak/>
+        <w:t>HesabdaryMogBankForm</w:t>
+      </w:r>
+      <w:proofErr w:type="spellEnd"/>
+    </w:p>
+    <w:p>
+      <w:pPr>
+        <w:pStyle w:val="NormalWeb"/>
+        <w:bidi/>
+      </w:pPr>
+      <w:r>
+        <w:rPr>
+          <w:rtl/>
+        </w:rPr>
+        <w:t>می خوام که با کلیک روی دکمه</w:t>
+      </w:r>
+    </w:p>
+    <w:p>
+      <w:pPr>
+        <w:pStyle w:val="NormalWeb"/>
+        <w:bidi/>
+      </w:pPr>
+      <w:proofErr w:type="spellStart"/>
+      <w:proofErr w:type="gramStart"/>
+      <w:r>
+        <w:t>btnBrowse</w:t>
+      </w:r>
+      <w:proofErr w:type="spellEnd"/>
+      <w:proofErr w:type="gramEnd"/>
+    </w:p>
+    <w:p>
+      <w:pPr>
+        <w:pStyle w:val="NormalWeb"/>
+        <w:bidi/>
+      </w:pPr>
+      <w:r>
+        <w:rPr>
+          <w:rtl/>
+        </w:rPr>
+        <w:t>در یک پنجره پاپ آپ فایل اکسل باز بشه و اگر فرمت اون سی اس وی هم بود در قالب فایل اکسل باز بشه و کاربر بتونه فایل اکسل رو ببینه و بعد در یک قسمت کاربر بتونه شماره ردیفی که اون ردیف به عنوان سرستون ها هست رو وارد کنه و بعد عنوان سرستونها در ردیف انتخاب شده در کامبوباکسهای</w:t>
+      </w:r>
+      <w:r>
+        <w:br/>
+      </w:r>
+      <w:proofErr w:type="spellStart"/>
+      <w:r>
+        <w:t>cmbColDate</w:t>
+      </w:r>
+      <w:proofErr w:type="spellEnd"/>
+      <w:r>
+        <w:t xml:space="preserve"> </w:t>
+      </w:r>
+      <w:r>
+        <w:rPr>
+          <w:rtl/>
+        </w:rPr>
+        <w:t>و</w:t>
+      </w:r>
+      <w:r>
+        <w:t xml:space="preserve"> </w:t>
+      </w:r>
+      <w:proofErr w:type="spellStart"/>
+      <w:r>
+        <w:t>cmbColRef</w:t>
+      </w:r>
+      <w:proofErr w:type="spellEnd"/>
+      <w:r>
+        <w:t xml:space="preserve"> </w:t>
+      </w:r>
+      <w:r>
+        <w:rPr>
+          <w:rtl/>
+        </w:rPr>
+        <w:t>و</w:t>
+      </w:r>
+      <w:r>
+        <w:t xml:space="preserve"> </w:t>
+      </w:r>
+      <w:proofErr w:type="spellStart"/>
+      <w:r>
+        <w:t>cmbColDebit</w:t>
+      </w:r>
+      <w:proofErr w:type="spellEnd"/>
+      <w:r>
+        <w:t xml:space="preserve"> </w:t>
+      </w:r>
+      <w:r>
+        <w:rPr>
+          <w:rtl/>
+        </w:rPr>
+        <w:t>و</w:t>
+      </w:r>
+      <w:r>
+        <w:t xml:space="preserve"> </w:t>
+      </w:r>
+      <w:proofErr w:type="spellStart"/>
+      <w:r>
+        <w:t>cmbColCredit</w:t>
+      </w:r>
+      <w:proofErr w:type="spellEnd"/>
+      <w:r>
+        <w:t xml:space="preserve"> </w:t>
+      </w:r>
+      <w:r>
+        <w:rPr>
+          <w:rtl/>
+        </w:rPr>
+        <w:t>و</w:t>
+      </w:r>
+      <w:r>
+        <w:t xml:space="preserve"> </w:t>
+      </w:r>
+      <w:proofErr w:type="spellStart"/>
+      <w:r>
+        <w:t>cmbColDesc</w:t>
+      </w:r>
+      <w:proofErr w:type="spellEnd"/>
+      <w:r>
+        <w:t xml:space="preserve"> </w:t>
+      </w:r>
+      <w:r>
+        <w:rPr>
+          <w:rtl/>
+        </w:rPr>
+        <w:t xml:space="preserve">بارگذاری بشن و کاربر با استفاده از این کامبوباکسها بتونه ستون مناسب و مربوط رو انتخاب کنه و بعد می خوام که اطلاعات </w:t>
+      </w:r>
+    </w:p>
+    <w:p>
+      <w:pPr>
+        <w:bidi/>
+      </w:pPr>
+    </w:p>
+    <w:p>
+      <w:pPr>
+        <w:bidi/>
+      </w:pPr>
+    </w:p>
+    <w:p>
+      <w:pPr>
+        <w:bidi/>
+      </w:pPr>
+    </w:p>
+    <w:p>
+      <w:pPr>
+        <w:pStyle w:val="NormalWeb"/>
+        <w:bidi/>
+      </w:pPr>
+      <w:r>
+        <w:rPr>
+          <w:rtl/>
+        </w:rPr>
+        <w:t xml:space="preserve">در این فرم </w:t>
+      </w:r>
+    </w:p>
+    <w:p>
+      <w:pPr>
+        <w:pStyle w:val="NormalWeb"/>
+        <w:bidi/>
+        <w:rPr>
+          <w:rtl/>
+        </w:rPr>
+      </w:pPr>
+      <w:proofErr w:type="spellStart"/>
+      <w:r>
+        <w:t>HesabdaryMogBankForm</w:t>
+      </w:r>
+      <w:proofErr w:type="spellEnd"/>
+    </w:p>
+    <w:p>
+      <w:pPr>
+        <w:pStyle w:val="NormalWeb"/>
+        <w:bidi/>
+        <w:rPr>
+          <w:rtl/>
+        </w:rPr>
+      </w:pPr>
+      <w:r>
+        <w:rPr>
+          <w:rFonts w:hint="cs"/>
+          <w:rtl/>
+        </w:rPr>
+        <w:t>یک تب کنترل با سه تب پیج قرار بده</w:t>
+      </w:r>
+    </w:p>
+    <w:p>
+      <w:pPr>
+        <w:pStyle w:val="NormalWeb"/>
+        <w:bidi/>
+        <w:rPr>
+          <w:rtl/>
+        </w:rPr>
+      </w:pPr>
+      <w:r>
+        <w:rPr>
+          <w:rFonts w:hint="cs"/>
+          <w:rtl/>
+        </w:rPr>
+        <w:t>معرفی بانکها</w:t>
+      </w:r>
+    </w:p>
+    <w:p>
+      <w:pPr>
+        <w:pStyle w:val="NormalWeb"/>
+        <w:bidi/>
+        <w:rPr>
+          <w:rtl/>
+        </w:rPr>
+      </w:pPr>
+      <w:r>
+        <w:rPr>
+          <w:rFonts w:hint="cs"/>
+          <w:rtl/>
+        </w:rPr>
+        <w:t>ورود صورتحساب بانک</w:t>
+      </w:r>
+    </w:p>
+    <w:p>
+      <w:pPr>
+        <w:pStyle w:val="NormalWeb"/>
+        <w:bidi/>
+        <w:rPr>
+          <w:rtl/>
+        </w:rPr>
+      </w:pPr>
+      <w:r>
+        <w:rPr>
+          <w:rFonts w:hint="cs"/>
+          <w:rtl/>
+        </w:rPr>
+        <w:t>مغایرات بانکی</w:t>
+      </w:r>
+    </w:p>
+    <w:p>
+      <w:pPr>
+        <w:pStyle w:val="NormalWeb"/>
+        <w:bidi/>
+        <w:rPr>
+          <w:rtl/>
+          <w:lang w:bidi="fa-IR"/>
+        </w:rPr>
+      </w:pPr>
+      <w:r>
+        <w:rPr>
+          <w:rFonts w:hint="cs"/>
+          <w:rtl/>
+        </w:rPr>
+        <w:t xml:space="preserve">در تب معرفی بانکها می خوام که اطلاعات بانکهای شرکت ایجاد ، ویرایش و احیانا حذف بشه و در یک تیبل به نام </w:t>
+      </w:r>
+      <w:r>
+        <w:t xml:space="preserve"> SoBank_1</w:t>
+      </w:r>
+      <w:r>
+        <w:rPr>
+          <w:rFonts w:hint="cs"/>
+          <w:rtl/>
+          <w:lang w:bidi="fa-IR"/>
+        </w:rPr>
+        <w:t xml:space="preserve"> </w:t>
+      </w:r>
+      <w:r>
+        <w:t xml:space="preserve"> </w:t>
+      </w:r>
+      <w:r>
+        <w:rPr>
+          <w:rFonts w:hint="cs"/>
+          <w:rtl/>
+        </w:rPr>
+        <w:t xml:space="preserve">در دیتابیس </w:t>
+      </w:r>
+    </w:p>
+    <w:p>
+      <w:pPr>
+        <w:pStyle w:val="NormalWeb"/>
+        <w:bidi/>
+        <w:rPr>
+          <w:rtl/>
+          <w:lang w:bidi="fa-IR"/>
+        </w:rPr>
+      </w:pPr>
+      <w:r>
+        <w:rPr>
+          <w:rFonts w:hint="cs"/>
+          <w:rtl/>
+          <w:lang w:bidi="fa-IR"/>
+        </w:rPr>
+        <w:t xml:space="preserve">ذخیره بشه و می خوام که در این تیبل علاوه بر مشخصات بانکها از قبیل نام بانک ، نام شعبه ، کد شعبه ، آدرس شعبه ، نوع حساب ، شماره حساب ، و ... سرفصل مربوط به این بانک هم توسط کاربر از طریق کدینگ سرفصل حسابها انتخاب و ذخیره بشه و بعد </w:t>
+      </w:r>
+    </w:p>
+    <w:p>
+      <w:pPr>
+        <w:pStyle w:val="NormalWeb"/>
+        <w:bidi/>
+        <w:rPr>
+          <w:rtl/>
+        </w:rPr>
+      </w:pPr>
+      <w:r>
+        <w:rPr>
+          <w:rFonts w:hint="cs"/>
+          <w:rtl/>
+          <w:lang w:bidi="fa-IR"/>
+        </w:rPr>
+        <w:t xml:space="preserve">می خوام که در تب ورود صورت حساب بانک کاربر بتواند از طریق یک کامبوباکس لیست بانکها یی رو که در تب معرفی بانکها ایجاد کرده رو ببینه و بانک مورد نظرش رو انتخاب کنه و بعد از طریق یک پنجره دیالوگ اپن فایل ، فایل اکسل و یا فایل سی اس وی رو انتخاب کنه و بعد این فایل در قالب فایل اکسل بصورت جدولی ، نمایش داده بشه و بعد </w:t>
+      </w:r>
+      <w:r>
+        <w:rPr>
+          <w:rtl/>
+        </w:rPr>
+        <w:t>کاربر بتونه فایل اکسل رو ببینه و بعد در یک قسمت کاربر بتونه شماره ردیفی که اون ردیف به عنوان سرستون ها هست رو وارد کنه و بعد عنوان سرستونها در ردیف انتخاب شده در کامبوباکسهای</w:t>
+      </w:r>
+      <w:r>
+        <w:br/>
+      </w:r>
+      <w:proofErr w:type="spellStart"/>
+      <w:r>
+        <w:t>cmbColDate</w:t>
+      </w:r>
+      <w:proofErr w:type="spellEnd"/>
+      <w:r>
+        <w:t xml:space="preserve"> </w:t>
+      </w:r>
+      <w:r>
+        <w:rPr>
+          <w:rtl/>
+        </w:rPr>
+        <w:t>و</w:t>
+      </w:r>
+      <w:r>
+        <w:t xml:space="preserve"> </w:t>
+      </w:r>
+      <w:proofErr w:type="spellStart"/>
+      <w:r>
+        <w:t>cmbColRef</w:t>
+      </w:r>
+      <w:proofErr w:type="spellEnd"/>
+      <w:r>
+        <w:t xml:space="preserve"> </w:t>
+      </w:r>
+      <w:r>
+        <w:rPr>
+          <w:rtl/>
+        </w:rPr>
+        <w:t>و</w:t>
+      </w:r>
+      <w:r>
+        <w:t xml:space="preserve"> </w:t>
+      </w:r>
+      <w:proofErr w:type="spellStart"/>
+      <w:r>
+        <w:t>cmbColDebit</w:t>
+      </w:r>
+      <w:proofErr w:type="spellEnd"/>
+      <w:r>
+        <w:t xml:space="preserve"> </w:t>
+      </w:r>
+      <w:r>
+        <w:rPr>
+          <w:rtl/>
+        </w:rPr>
+        <w:t>و</w:t>
+      </w:r>
+      <w:r>
+        <w:t xml:space="preserve"> </w:t>
+      </w:r>
+      <w:proofErr w:type="spellStart"/>
+      <w:r>
+        <w:t>cmbColCredit</w:t>
+      </w:r>
+      <w:proofErr w:type="spellEnd"/>
+      <w:r>
+        <w:t xml:space="preserve"> </w:t>
+      </w:r>
+      <w:r>
+        <w:rPr>
+          <w:rtl/>
+        </w:rPr>
+        <w:t>و</w:t>
+      </w:r>
+      <w:r>
+        <w:t xml:space="preserve"> </w:t>
+      </w:r>
+      <w:proofErr w:type="spellStart"/>
+      <w:r>
+        <w:t>cmbColDesc</w:t>
+      </w:r>
+      <w:proofErr w:type="spellEnd"/>
+      <w:r>
+        <w:t xml:space="preserve"> </w:t>
+      </w:r>
+      <w:r>
+        <w:rPr>
+          <w:rtl/>
+        </w:rPr>
+        <w:t xml:space="preserve">بارگذاری بشن و کاربر با استفاده از این کامبوباکسها بتونه ستون مناسب و مربوط رو انتخاب کنه و بعد می خوام که </w:t>
+      </w:r>
+      <w:r>
+        <w:rPr>
+          <w:rFonts w:hint="cs"/>
+          <w:rtl/>
+        </w:rPr>
+        <w:t xml:space="preserve">با کلیک روی دکمه ذخیره اطلاعات صورت حساب بانک در یک تیبل به نام </w:t>
+      </w:r>
+    </w:p>
+    <w:p>
+      <w:pPr>
+        <w:pStyle w:val="NormalWeb"/>
+        <w:bidi/>
+        <w:rPr>
+          <w:rtl/>
+        </w:rPr>
+      </w:pPr>
+      <w:r>
+        <w:t xml:space="preserve">SoBank_2 </w:t>
+      </w:r>
+      <w:r>
+        <w:rPr>
+          <w:rFonts w:hint="cs"/>
+          <w:rtl/>
+          <w:lang w:bidi="fa-IR"/>
+        </w:rPr>
+        <w:t xml:space="preserve">  که به عنوان دیتیل تیبل </w:t>
+      </w:r>
+      <w:r>
+        <w:t>SoBank_1</w:t>
+      </w:r>
+      <w:r>
+        <w:rPr>
+          <w:rFonts w:hint="cs"/>
+          <w:rtl/>
+        </w:rPr>
+        <w:t xml:space="preserve"> می باشد ذخیره بشه</w:t>
+      </w:r>
+    </w:p>
+    <w:p>
+      <w:pPr>
+        <w:pStyle w:val="NormalWeb"/>
+        <w:bidi/>
+        <w:rPr>
+          <w:rtl/>
+        </w:rPr>
+      </w:pPr>
+      <w:r>
+        <w:rPr>
+          <w:rFonts w:hint="cs"/>
+          <w:rtl/>
+        </w:rPr>
+        <w:lastRenderedPageBreak/>
+        <w:t xml:space="preserve">و می خواهم که هر بار که برای یک بانک که قبل برای اون صورت حساب وارد شده و ذخیره شده ، یک فایل جدید اکسل رو انتخاب می کنیم تا دوباره برای اون بانک وارد کنیم ، می خوام که طوری باشه که رکوردهای تکراری در فایل </w:t>
+      </w:r>
+      <w:r>
+        <w:t>SoBank_2</w:t>
+      </w:r>
+      <w:r>
+        <w:rPr>
+          <w:rFonts w:hint="cs"/>
+          <w:rtl/>
+        </w:rPr>
+        <w:t xml:space="preserve"> برای همین بانک وجود نداشته باشه</w:t>
+      </w:r>
+    </w:p>
+    <w:p>
+      <w:pPr>
+        <w:pStyle w:val="NormalWeb"/>
+        <w:bidi/>
+        <w:rPr>
+          <w:rtl/>
+        </w:rPr>
+      </w:pPr>
+    </w:p>
+    <w:p>
+      <w:pPr>
+        <w:pStyle w:val="NormalWeb"/>
+        <w:bidi/>
+        <w:rPr>
+          <w:rtl/>
+        </w:rPr>
+      </w:pPr>
+      <w:r>
+        <w:rPr>
+          <w:rFonts w:hint="cs"/>
+          <w:rtl/>
+        </w:rPr>
+        <w:t xml:space="preserve">در تب پیج سوم یعنی تب مغایرات بانکی </w:t>
+      </w:r>
+    </w:p>
+    <w:p>
+      <w:pPr>
+        <w:pStyle w:val="NormalWeb"/>
+        <w:bidi/>
+        <w:rPr>
+          <w:rtl/>
+        </w:rPr>
+      </w:pPr>
+    </w:p>
+    <w:p>
+      <w:pPr>
+        <w:pStyle w:val="NormalWeb"/>
+        <w:bidi/>
+        <w:rPr>
+          <w:rtl/>
+        </w:rPr>
+      </w:pPr>
+      <w:r>
+        <w:rPr>
+          <w:rFonts w:hint="cs"/>
+          <w:rtl/>
+        </w:rPr>
+        <w:t>هم می خوام که اول کارب</w:t>
+      </w:r>
+      <w:r>
+        <w:rPr>
+          <w:rFonts w:hint="cs"/>
+          <w:rtl/>
+        </w:rPr>
+        <w:t>ر</w:t>
+      </w:r>
+      <w:r>
+        <w:rPr>
+          <w:rFonts w:hint="cs"/>
+          <w:rtl/>
+        </w:rPr>
+        <w:t xml:space="preserve"> بتواند  انتخاب بانک مورد نظر را از طریق بانکهایی که در تب معرفی بانکها ایجاد کرده ایم انجام دهد و بعد بتواند به سه حالت بازه تاریخ مغایرت گیری را وارد کند : </w:t>
+      </w:r>
+    </w:p>
+    <w:p>
+      <w:pPr>
+        <w:pStyle w:val="NormalWeb"/>
+        <w:bidi/>
+        <w:rPr>
+          <w:rtl/>
+        </w:rPr>
+      </w:pPr>
+      <w:r>
+        <w:rPr>
+          <w:rFonts w:hint="cs"/>
+          <w:rtl/>
+        </w:rPr>
+        <w:t>مغایرت گیری برای تمام سالها</w:t>
+      </w:r>
+    </w:p>
+    <w:p>
+      <w:pPr>
+        <w:pStyle w:val="NormalWeb"/>
+        <w:bidi/>
+        <w:rPr>
+          <w:rtl/>
+        </w:rPr>
+      </w:pPr>
+      <w:r>
+        <w:rPr>
+          <w:rFonts w:hint="cs"/>
+          <w:rtl/>
+        </w:rPr>
+        <w:t>مغایرت گیری برای سال جاری</w:t>
+      </w:r>
+    </w:p>
+    <w:p>
+      <w:pPr>
+        <w:pStyle w:val="NormalWeb"/>
+        <w:bidi/>
+        <w:rPr>
+          <w:rtl/>
+        </w:rPr>
+      </w:pPr>
+      <w:r>
+        <w:rPr>
+          <w:rFonts w:hint="cs"/>
+          <w:rtl/>
+        </w:rPr>
+        <w:t>مغایرت گیری از تاریخ :      تا تاریخ :</w:t>
+      </w:r>
+    </w:p>
+    <w:p>
+      <w:pPr>
+        <w:pStyle w:val="NormalWeb"/>
+        <w:bidi/>
+        <w:rPr>
+          <w:rtl/>
+        </w:rPr>
+      </w:pPr>
+      <w:r>
+        <w:rPr>
+          <w:rFonts w:hint="cs"/>
+          <w:rtl/>
+        </w:rPr>
+        <w:t xml:space="preserve">و بعد می خواهم که </w:t>
+      </w:r>
+    </w:p>
+    <w:p>
+      <w:pPr>
+        <w:bidi/>
+        <w:rPr>
+          <w:rtl/>
+        </w:rPr>
+      </w:pPr>
+      <w:r>
+        <w:rPr>
+          <w:rFonts w:hint="cs"/>
+          <w:rtl/>
+          <w:lang w:bidi="fa-IR"/>
+        </w:rPr>
+        <w:t xml:space="preserve">در تب </w:t>
+      </w:r>
+      <w:r>
+        <w:rPr>
+          <w:rFonts w:hint="cs"/>
+          <w:rtl/>
+        </w:rPr>
+        <w:t xml:space="preserve">مغایرات بانکی در قسمت متن تب پیج دو پنل یکی به نام </w:t>
+      </w:r>
+      <w:proofErr w:type="spellStart"/>
+      <w:r>
+        <w:t>pnl</w:t>
+      </w:r>
+      <w:r>
+        <w:t>Asnad</w:t>
+      </w:r>
+      <w:proofErr w:type="spellEnd"/>
+      <w:r>
+        <w:rPr>
+          <w:rFonts w:cs="Arial" w:hint="cs"/>
+          <w:rtl/>
+        </w:rPr>
+        <w:t xml:space="preserve"> </w:t>
+      </w:r>
+      <w:r>
+        <w:rPr>
+          <w:rFonts w:hint="cs"/>
+          <w:rtl/>
+        </w:rPr>
+        <w:t>در پایین</w:t>
+      </w:r>
+      <w:r>
+        <w:t xml:space="preserve"> </w:t>
+      </w:r>
+      <w:r>
+        <w:rPr>
+          <w:rFonts w:hint="cs"/>
+          <w:rtl/>
+          <w:lang w:bidi="fa-IR"/>
+        </w:rPr>
+        <w:t xml:space="preserve">و </w:t>
+      </w:r>
+      <w:r>
+        <w:rPr>
+          <w:rFonts w:hint="cs"/>
+          <w:rtl/>
+        </w:rPr>
+        <w:t xml:space="preserve">دیگری به نام </w:t>
+      </w:r>
+      <w:proofErr w:type="spellStart"/>
+      <w:r>
+        <w:t>pnl</w:t>
+      </w:r>
+      <w:r>
+        <w:t>Bank</w:t>
+      </w:r>
+      <w:proofErr w:type="spellEnd"/>
+      <w:r>
+        <w:rPr>
+          <w:rFonts w:cs="Arial" w:hint="cs"/>
+          <w:rtl/>
+        </w:rPr>
+        <w:t xml:space="preserve"> </w:t>
+      </w:r>
+      <w:r>
+        <w:rPr>
+          <w:rFonts w:hint="cs"/>
+          <w:rtl/>
+        </w:rPr>
+        <w:t xml:space="preserve">در بالای پنل </w:t>
+      </w:r>
+      <w:proofErr w:type="spellStart"/>
+      <w:r>
+        <w:t>pnl</w:t>
+      </w:r>
+      <w:r>
+        <w:t>Asnad</w:t>
+      </w:r>
+      <w:proofErr w:type="spellEnd"/>
+      <w:r>
+        <w:rPr>
+          <w:rFonts w:hint="cs"/>
+          <w:rtl/>
+        </w:rPr>
+        <w:t xml:space="preserve"> قرار داده بشه و بعد در هر کدام از این </w:t>
+      </w:r>
+      <w:r>
+        <w:rPr>
+          <w:rFonts w:hint="cs"/>
+          <w:rtl/>
+        </w:rPr>
+        <w:t>پنل ها یک تب کنترل با تعداد 7 تب قرار داده بشه</w:t>
+      </w:r>
+    </w:p>
+    <w:p>
+      <w:pPr>
+        <w:bidi/>
+        <w:rPr>
+          <w:rtl/>
+        </w:rPr>
+      </w:pPr>
+      <w:r>
+        <w:rPr>
+          <w:rFonts w:hint="cs"/>
+          <w:rtl/>
+        </w:rPr>
+        <w:t xml:space="preserve">عنوان تب پیج های تب کنترل موجود در پنل </w:t>
+      </w:r>
+      <w:proofErr w:type="spellStart"/>
+      <w:r>
+        <w:t>pnl</w:t>
+      </w:r>
+      <w:r>
+        <w:t>Bank</w:t>
+      </w:r>
+      <w:proofErr w:type="spellEnd"/>
+      <w:r>
+        <w:rPr>
+          <w:rFonts w:hint="cs"/>
+          <w:rtl/>
+        </w:rPr>
+        <w:t xml:space="preserve"> عبارتند از :</w:t>
+      </w:r>
+    </w:p>
+    <w:p>
+      <w:pPr>
+        <w:bidi/>
+        <w:rPr>
+          <w:rtl/>
+        </w:rPr>
+      </w:pPr>
+      <w:r>
+        <w:rPr>
+          <w:rFonts w:hint="cs"/>
+          <w:rtl/>
+        </w:rPr>
+        <w:t xml:space="preserve">کل ارقام </w:t>
+      </w:r>
+      <w:r>
+        <w:rPr>
+          <w:rFonts w:hint="cs"/>
+          <w:rtl/>
+        </w:rPr>
+        <w:t>صورتحساب</w:t>
+      </w:r>
+    </w:p>
+    <w:p>
+      <w:pPr>
+        <w:bidi/>
+        <w:rPr>
+          <w:rtl/>
+        </w:rPr>
+      </w:pPr>
+    </w:p>
+    <w:p>
+      <w:pPr>
+        <w:bidi/>
+        <w:rPr>
+          <w:rtl/>
+        </w:rPr>
+      </w:pPr>
+      <w:r>
+        <w:rPr>
+          <w:rFonts w:hint="cs"/>
+          <w:rtl/>
+        </w:rPr>
+        <w:t>کل ارقام باز</w:t>
+      </w:r>
+      <w:r>
+        <w:rPr>
+          <w:rFonts w:hint="cs"/>
+          <w:rtl/>
+        </w:rPr>
+        <w:t xml:space="preserve"> صورتحساب</w:t>
+      </w:r>
+    </w:p>
+    <w:p>
+      <w:pPr>
+        <w:bidi/>
+        <w:rPr>
+          <w:rtl/>
+        </w:rPr>
+      </w:pPr>
+      <w:r>
+        <w:rPr>
+          <w:rFonts w:hint="cs"/>
+          <w:rtl/>
+        </w:rPr>
+        <w:t>ارقام باز بدهکار</w:t>
+      </w:r>
+      <w:r>
+        <w:rPr>
+          <w:rFonts w:hint="cs"/>
+          <w:rtl/>
+        </w:rPr>
+        <w:t xml:space="preserve"> </w:t>
+      </w:r>
+      <w:r>
+        <w:rPr>
+          <w:rFonts w:hint="cs"/>
+          <w:rtl/>
+        </w:rPr>
+        <w:t>صورتحساب</w:t>
+      </w:r>
+    </w:p>
+    <w:p>
+      <w:pPr>
+        <w:bidi/>
+        <w:rPr>
+          <w:rtl/>
+        </w:rPr>
+      </w:pPr>
+      <w:r>
+        <w:rPr>
+          <w:rFonts w:hint="cs"/>
+          <w:rtl/>
+        </w:rPr>
+        <w:t>ارقام باز بستانکار</w:t>
+      </w:r>
+      <w:r>
+        <w:rPr>
+          <w:rFonts w:hint="cs"/>
+          <w:rtl/>
+        </w:rPr>
+        <w:t xml:space="preserve"> </w:t>
+      </w:r>
+      <w:r>
+        <w:rPr>
+          <w:rFonts w:hint="cs"/>
+          <w:rtl/>
+        </w:rPr>
+        <w:t>صورتحساب</w:t>
+      </w:r>
+    </w:p>
+    <w:p>
+      <w:pPr>
+        <w:bidi/>
+        <w:rPr>
+          <w:rtl/>
+        </w:rPr>
+      </w:pPr>
+    </w:p>
+    <w:p>
+      <w:pPr>
+        <w:bidi/>
+        <w:rPr>
+          <w:rtl/>
+        </w:rPr>
+      </w:pPr>
+      <w:r>
+        <w:rPr>
+          <w:rFonts w:hint="cs"/>
+          <w:rtl/>
+        </w:rPr>
+        <w:t>کل ارقام بسته</w:t>
+      </w:r>
+      <w:r>
+        <w:rPr>
+          <w:rFonts w:hint="cs"/>
+          <w:rtl/>
+        </w:rPr>
+        <w:t xml:space="preserve"> </w:t>
+      </w:r>
+      <w:r>
+        <w:rPr>
+          <w:rFonts w:hint="cs"/>
+          <w:rtl/>
+        </w:rPr>
+        <w:t>صورتحساب</w:t>
+      </w:r>
+    </w:p>
+    <w:p>
+      <w:pPr>
+        <w:bidi/>
+        <w:rPr>
+          <w:rtl/>
+        </w:rPr>
+      </w:pPr>
+      <w:r>
+        <w:rPr>
+          <w:rFonts w:hint="cs"/>
+          <w:rtl/>
+        </w:rPr>
+        <w:t>ارقام بسته بدهکار</w:t>
+      </w:r>
+      <w:r>
+        <w:rPr>
+          <w:rFonts w:hint="cs"/>
+          <w:rtl/>
+        </w:rPr>
+        <w:t xml:space="preserve"> </w:t>
+      </w:r>
+      <w:r>
+        <w:rPr>
+          <w:rFonts w:hint="cs"/>
+          <w:rtl/>
+        </w:rPr>
+        <w:t>صورتحساب</w:t>
+      </w:r>
+    </w:p>
+    <w:p>
+      <w:pPr>
+        <w:bidi/>
+        <w:rPr>
+          <w:rtl/>
+        </w:rPr>
+      </w:pPr>
+      <w:r>
+        <w:rPr>
+          <w:rFonts w:hint="cs"/>
+          <w:rtl/>
+        </w:rPr>
+        <w:t>ارقام بسته بستانکار</w:t>
+      </w:r>
+      <w:r>
+        <w:rPr>
+          <w:rFonts w:hint="cs"/>
+          <w:rtl/>
+        </w:rPr>
+        <w:t xml:space="preserve"> </w:t>
+      </w:r>
+      <w:r>
+        <w:rPr>
+          <w:rFonts w:hint="cs"/>
+          <w:rtl/>
+        </w:rPr>
+        <w:t>صورتحساب</w:t>
+      </w:r>
+    </w:p>
+    <w:p>
+      <w:pPr>
+        <w:bidi/>
+        <w:rPr>
+          <w:rtl/>
+        </w:rPr>
+      </w:pPr>
+    </w:p>
+    <w:p>
+      <w:pPr>
+        <w:bidi/>
+        <w:rPr>
+          <w:rtl/>
+        </w:rPr>
+      </w:pPr>
+      <w:r>
+        <w:rPr>
+          <w:rFonts w:hint="cs"/>
+          <w:rtl/>
+        </w:rPr>
+        <w:t>ارقام تکراری</w:t>
+      </w:r>
+      <w:r>
+        <w:rPr>
+          <w:rFonts w:hint="cs"/>
+          <w:rtl/>
+        </w:rPr>
+        <w:t xml:space="preserve"> در </w:t>
+      </w:r>
+      <w:r>
+        <w:rPr>
+          <w:rFonts w:hint="cs"/>
+          <w:rtl/>
+        </w:rPr>
+        <w:t>صورتحساب</w:t>
+      </w:r>
+    </w:p>
+    <w:p>
+      <w:pPr>
+        <w:bidi/>
+        <w:rPr>
+          <w:rtl/>
+        </w:rPr>
+      </w:pPr>
+    </w:p>
+    <w:p>
+      <w:pPr>
+        <w:bidi/>
+        <w:rPr>
+          <w:rFonts w:hint="cs"/>
+          <w:rtl/>
+          <w:lang w:bidi="fa-IR"/>
+        </w:rPr>
+      </w:pPr>
+      <w:r>
+        <w:rPr>
+          <w:rFonts w:hint="cs"/>
+          <w:rtl/>
+          <w:lang w:bidi="fa-IR"/>
+        </w:rPr>
+        <w:t>پیشنهاد برای رفع مغایرت</w:t>
+      </w:r>
+      <w:r>
+        <w:rPr>
+          <w:rFonts w:hint="cs"/>
+          <w:rtl/>
+          <w:lang w:bidi="fa-IR"/>
+        </w:rPr>
+        <w:t xml:space="preserve"> </w:t>
+      </w:r>
+      <w:r>
+        <w:rPr>
+          <w:rFonts w:hint="cs"/>
+          <w:rtl/>
+        </w:rPr>
+        <w:t>صورتحساب</w:t>
+      </w:r>
+    </w:p>
+    <w:p>
+      <w:pPr>
+        <w:bidi/>
+        <w:rPr>
+          <w:rFonts w:hint="cs"/>
+          <w:rtl/>
+          <w:lang w:bidi="fa-IR"/>
+        </w:rPr>
+      </w:pPr>
+    </w:p>
+    <w:p>
+      <w:pPr>
+        <w:bidi/>
+        <w:rPr>
+          <w:rtl/>
+        </w:rPr>
+      </w:pPr>
+    </w:p>
+    <w:p>
+      <w:pPr>
+        <w:bidi/>
+        <w:rPr>
+          <w:rtl/>
+        </w:rPr>
+      </w:pPr>
+      <w:r>
+        <w:rPr>
+          <w:rFonts w:hint="cs"/>
+          <w:rtl/>
+        </w:rPr>
+        <w:t xml:space="preserve">عنوان تب پیج های تب کنترل موجود در پنل </w:t>
+      </w:r>
+      <w:proofErr w:type="spellStart"/>
+      <w:r>
+        <w:t>pnl</w:t>
+      </w:r>
+      <w:r>
+        <w:t>Asnad</w:t>
+      </w:r>
+      <w:proofErr w:type="spellEnd"/>
+      <w:r>
+        <w:rPr>
+          <w:rFonts w:hint="cs"/>
+          <w:rtl/>
+        </w:rPr>
+        <w:t xml:space="preserve"> عبارتند از :</w:t>
+      </w:r>
+    </w:p>
+    <w:p>
+      <w:pPr>
+        <w:bidi/>
+        <w:rPr>
+          <w:rtl/>
+        </w:rPr>
+      </w:pPr>
+      <w:r>
+        <w:rPr>
+          <w:rFonts w:hint="cs"/>
+          <w:rtl/>
+        </w:rPr>
+        <w:t xml:space="preserve">کل ارقام </w:t>
+      </w:r>
+    </w:p>
+    <w:p>
+      <w:pPr>
+        <w:bidi/>
+        <w:rPr>
+          <w:rtl/>
+        </w:rPr>
+      </w:pPr>
+    </w:p>
+    <w:p>
+      <w:pPr>
+        <w:bidi/>
+        <w:rPr>
+          <w:rtl/>
+        </w:rPr>
+      </w:pPr>
+      <w:r>
+        <w:rPr>
+          <w:rFonts w:hint="cs"/>
+          <w:rtl/>
+        </w:rPr>
+        <w:t>کل ارقام باز</w:t>
+      </w:r>
+      <w:r>
+        <w:rPr>
+          <w:rFonts w:hint="cs"/>
+          <w:rtl/>
+        </w:rPr>
+        <w:t xml:space="preserve"> دفتر بانک</w:t>
+      </w:r>
+    </w:p>
+    <w:p>
+      <w:pPr>
+        <w:bidi/>
+        <w:rPr>
+          <w:rtl/>
+        </w:rPr>
+      </w:pPr>
+      <w:r>
+        <w:rPr>
+          <w:rFonts w:hint="cs"/>
+          <w:rtl/>
+        </w:rPr>
+        <w:t>ارقام باز بدهکار</w:t>
+      </w:r>
+      <w:r>
+        <w:rPr>
+          <w:rFonts w:hint="cs"/>
+          <w:rtl/>
+        </w:rPr>
+        <w:t xml:space="preserve"> </w:t>
+      </w:r>
+      <w:r>
+        <w:rPr>
+          <w:rFonts w:hint="cs"/>
+          <w:rtl/>
+        </w:rPr>
+        <w:t>دفتر بانک</w:t>
+      </w:r>
+    </w:p>
+    <w:p>
+      <w:pPr>
+        <w:bidi/>
+        <w:rPr>
+          <w:rtl/>
+        </w:rPr>
+      </w:pPr>
+      <w:r>
+        <w:rPr>
+          <w:rFonts w:hint="cs"/>
+          <w:rtl/>
+        </w:rPr>
+        <w:t>ارقام باز بستانکار</w:t>
+      </w:r>
+      <w:r>
+        <w:rPr>
+          <w:rFonts w:hint="cs"/>
+          <w:rtl/>
+        </w:rPr>
+        <w:t xml:space="preserve"> </w:t>
+      </w:r>
+      <w:r>
+        <w:rPr>
+          <w:rFonts w:hint="cs"/>
+          <w:rtl/>
+        </w:rPr>
+        <w:t>دفتر بانک</w:t>
+      </w:r>
+    </w:p>
+    <w:p>
+      <w:pPr>
+        <w:bidi/>
+        <w:rPr>
+          <w:rtl/>
+        </w:rPr>
+      </w:pPr>
+    </w:p>
+    <w:p>
+      <w:pPr>
+        <w:bidi/>
+        <w:rPr>
+          <w:rtl/>
+        </w:rPr>
+      </w:pPr>
+      <w:r>
+        <w:rPr>
+          <w:rFonts w:hint="cs"/>
+          <w:rtl/>
+        </w:rPr>
+        <w:t>کل ارقام بسته</w:t>
+      </w:r>
+      <w:r>
+        <w:rPr>
+          <w:rFonts w:hint="cs"/>
+          <w:rtl/>
+        </w:rPr>
+        <w:t xml:space="preserve"> </w:t>
+      </w:r>
+      <w:r>
+        <w:rPr>
+          <w:rFonts w:hint="cs"/>
+          <w:rtl/>
+        </w:rPr>
+        <w:t>دفتر بانک</w:t>
+      </w:r>
+    </w:p>
+    <w:p>
+      <w:pPr>
+        <w:bidi/>
+        <w:rPr>
+          <w:rtl/>
+        </w:rPr>
+      </w:pPr>
+      <w:r>
+        <w:rPr>
+          <w:rFonts w:hint="cs"/>
+          <w:rtl/>
+        </w:rPr>
+        <w:t>ارقام بسته بدهکار</w:t>
+      </w:r>
+      <w:r>
+        <w:rPr>
+          <w:rFonts w:hint="cs"/>
+          <w:rtl/>
+        </w:rPr>
+        <w:t xml:space="preserve"> </w:t>
+      </w:r>
+      <w:r>
+        <w:rPr>
+          <w:rFonts w:hint="cs"/>
+          <w:rtl/>
+        </w:rPr>
+        <w:t>دفتر بانک</w:t>
+      </w:r>
+    </w:p>
+    <w:p>
+      <w:pPr>
+        <w:bidi/>
+        <w:rPr>
+          <w:rtl/>
+        </w:rPr>
+      </w:pPr>
+      <w:r>
+        <w:rPr>
+          <w:rFonts w:hint="cs"/>
+          <w:rtl/>
+        </w:rPr>
+        <w:t>ارقام بسته بستانکار</w:t>
+      </w:r>
+      <w:r>
+        <w:rPr>
+          <w:rFonts w:hint="cs"/>
+          <w:rtl/>
+        </w:rPr>
+        <w:t xml:space="preserve"> </w:t>
+      </w:r>
+      <w:r>
+        <w:rPr>
+          <w:rFonts w:hint="cs"/>
+          <w:rtl/>
+        </w:rPr>
+        <w:t>دفتر بانک</w:t>
+      </w:r>
+    </w:p>
+    <w:p>
+      <w:pPr>
+        <w:bidi/>
+        <w:rPr>
+          <w:rtl/>
+        </w:rPr>
+      </w:pPr>
+    </w:p>
+    <w:p>
+      <w:pPr>
+        <w:bidi/>
+      </w:pPr>
+      <w:r>
+        <w:rPr>
+          <w:rFonts w:hint="cs"/>
+          <w:rtl/>
+        </w:rPr>
+        <w:t>ارقام تکراری</w:t>
+      </w:r>
+      <w:r>
+        <w:rPr>
+          <w:rFonts w:hint="cs"/>
+          <w:rtl/>
+        </w:rPr>
+        <w:t xml:space="preserve"> </w:t>
+      </w:r>
+      <w:r>
+        <w:rPr>
+          <w:rFonts w:hint="cs"/>
+          <w:rtl/>
+        </w:rPr>
+        <w:t>دفتر بانک</w:t>
+      </w:r>
+    </w:p>
+    <w:p>
+      <w:pPr>
+        <w:bidi/>
+        <w:rPr>
+          <w:rFonts w:hint="cs"/>
+          <w:rtl/>
+          <w:lang w:bidi="fa-IR"/>
+        </w:rPr>
+      </w:pPr>
+      <w:r>
+        <w:rPr>
+          <w:rFonts w:hint="cs"/>
+          <w:rtl/>
+          <w:lang w:bidi="fa-IR"/>
+        </w:rPr>
+        <w:t xml:space="preserve">پیشنهاد برای رفع مغایرت </w:t>
+      </w:r>
+      <w:r>
+        <w:rPr>
+          <w:rFonts w:hint="cs"/>
+          <w:rtl/>
+        </w:rPr>
+        <w:t>دفتر بانک</w:t>
+      </w:r>
+    </w:p>
+    <w:p>
+      <w:pPr>
+        <w:bidi/>
+        <w:rPr>
+          <w:rFonts w:hint="cs"/>
+          <w:rtl/>
+          <w:lang w:bidi="fa-IR"/>
+        </w:rPr>
+      </w:pPr>
+    </w:p>
+    <w:p>
+      <w:pPr>
+        <w:bidi/>
+        <w:rPr>
+          <w:rtl/>
+        </w:rPr>
+      </w:pPr>
+      <w:r>
+        <w:rPr>
+          <w:rFonts w:hint="cs"/>
+          <w:rtl/>
+        </w:rPr>
+        <w:t>در تمام این تب پیجها اطلاعات باید در قالب دیتاگریدویو نمایش داده بشن</w:t>
+      </w:r>
+    </w:p>
+    <w:p>
+      <w:pPr>
+        <w:bidi/>
+        <w:rPr>
+          <w:rtl/>
+          <w:lang w:bidi="fa-IR"/>
+        </w:rPr>
+      </w:pPr>
+    </w:p>
+    <w:p>
+      <w:pPr>
+        <w:bidi/>
+        <w:rPr>
+          <w:lang w:bidi="fa-IR"/>
+        </w:rPr>
+      </w:pPr>
+    </w:p>
+    <w:p>
+      <w:pPr>
+        <w:bidi/>
+        <w:rPr>
+          <w:lang w:bidi="fa-IR"/>
+        </w:rPr>
+      </w:pPr>
     </w:p>
     <w:sectPr>
       <w:pgSz w:w="12240" w:h="15840"/>
@@ -586,6 +6434,21 @@
     <w:semiHidden/>
     <w:unhideWhenUsed/>
   </w:style>
+  <w:style w:type="paragraph" w:styleId="NormalWeb">
+    <w:name w:val="Normal (Web)"/>
+    <w:basedOn w:val="Normal"/>
+    <w:uiPriority w:val="99"/>
+    <w:unhideWhenUsed/>
+    <w:rsid w:val="00DC6829"/>
+    <w:pPr>
+      <w:spacing w:before="100" w:beforeAutospacing="1" w:after="100" w:afterAutospacing="1" w:line="240" w:lineRule="auto"/>
+    </w:pPr>
+    <w:rPr>
+      <w:rFonts w:ascii="Times New Roman" w:eastAsia="Times New Roman" w:hAnsi="Times New Roman" w:cs="Times New Roman"/>
+      <w:sz w:val="24"/>
+      <w:szCs w:val="24"/>
+    </w:rPr>
+  </w:style>
 </w:styles>
 </file>
 
